--- a/input/ISO_4448-1.docx
+++ b/input/ISO_4448-1.docx
@@ -1,11 +1,11 @@
 
 <file path=word/document.xml><?xml version="1.0" encoding="utf-8"?>
-<w:document xmlns:wpc="http://schemas.microsoft.com/office/word/2010/wordprocessingCanvas" xmlns:cx="http://schemas.microsoft.com/office/drawing/2014/chartex" xmlns:cx1="http://schemas.microsoft.com/office/drawing/2015/9/8/chartex" xmlns:mc="http://schemas.openxmlformats.org/markup-compatibility/2006" xmlns:o="urn:schemas-microsoft-com:office:office" xmlns:r="http://schemas.openxmlformats.org/officeDocument/2006/relationships" xmlns:m="http://schemas.openxmlformats.org/officeDocument/2006/math" xmlns:v="urn:schemas-microsoft-com:vml" xmlns:wp14="http://schemas.microsoft.com/office/word/2010/wordprocessingDrawing" xmlns:wp="http://schemas.openxmlformats.org/drawingml/2006/wordprocessingDrawing" xmlns:w10="urn:schemas-microsoft-com:office:word" xmlns:w="http://schemas.openxmlformats.org/wordprocessingml/2006/main" xmlns:w14="http://schemas.microsoft.com/office/word/2010/wordml" xmlns:w15="http://schemas.microsoft.com/office/word/2012/wordml" xmlns:w16se="http://schemas.microsoft.com/office/word/2015/wordml/symex" xmlns:wpg="http://schemas.microsoft.com/office/word/2010/wordprocessingGroup" xmlns:wpi="http://schemas.microsoft.com/office/word/2010/wordprocessingInk" xmlns:wne="http://schemas.microsoft.com/office/word/2006/wordml" xmlns:wps="http://schemas.microsoft.com/office/word/2010/wordprocessingShape" mc:Ignorable="w14 w15 w16se wp14">
+<w:document xmlns:wpc="http://schemas.microsoft.com/office/word/2010/wordprocessingCanvas" xmlns:cx="http://schemas.microsoft.com/office/drawing/2014/chartex" xmlns:cx1="http://schemas.microsoft.com/office/drawing/2015/9/8/chartex" xmlns:cx2="http://schemas.microsoft.com/office/drawing/2015/10/21/chartex" xmlns:cx3="http://schemas.microsoft.com/office/drawing/2016/5/9/chartex" xmlns:cx4="http://schemas.microsoft.com/office/drawing/2016/5/10/chartex" xmlns:cx5="http://schemas.microsoft.com/office/drawing/2016/5/11/chartex" xmlns:cx6="http://schemas.microsoft.com/office/drawing/2016/5/12/chartex" xmlns:cx7="http://schemas.microsoft.com/office/drawing/2016/5/13/chartex" xmlns:cx8="http://schemas.microsoft.com/office/drawing/2016/5/14/chartex" xmlns:mc="http://schemas.openxmlformats.org/markup-compatibility/2006" xmlns:aink="http://schemas.microsoft.com/office/drawing/2016/ink" xmlns:am3d="http://schemas.microsoft.com/office/drawing/2017/model3d" xmlns:o="urn:schemas-microsoft-com:office:office" xmlns:oel="http://schemas.microsoft.com/office/2019/extlst" xmlns:r="http://schemas.openxmlformats.org/officeDocument/2006/relationships" xmlns:m="http://schemas.openxmlformats.org/officeDocument/2006/math" xmlns:v="urn:schemas-microsoft-com:vml" xmlns:wp14="http://schemas.microsoft.com/office/word/2010/wordprocessingDrawing" xmlns:wp="http://schemas.openxmlformats.org/drawingml/2006/wordprocessingDrawing" xmlns:w10="urn:schemas-microsoft-com:office:word" xmlns:w="http://schemas.openxmlformats.org/wordprocessingml/2006/main" xmlns:w14="http://schemas.microsoft.com/office/word/2010/wordml" xmlns:w15="http://schemas.microsoft.com/office/word/2012/wordml" xmlns:w16cex="http://schemas.microsoft.com/office/word/2018/wordml/cex" xmlns:w16cid="http://schemas.microsoft.com/office/word/2016/wordml/cid" xmlns:w16="http://schemas.microsoft.com/office/word/2018/wordml" xmlns:w16du="http://schemas.microsoft.com/office/word/2023/wordml/word16du" xmlns:w16sdtdh="http://schemas.microsoft.com/office/word/2020/wordml/sdtdatahash" xmlns:w16sdtfl="http://schemas.microsoft.com/office/word/2024/wordml/sdtformatlock" xmlns:w16se="http://schemas.microsoft.com/office/word/2015/wordml/symex" xmlns:wpg="http://schemas.microsoft.com/office/word/2010/wordprocessingGroup" xmlns:wpi="http://schemas.microsoft.com/office/word/2010/wordprocessingInk" xmlns:wne="http://schemas.microsoft.com/office/word/2006/wordml" xmlns:wps="http://schemas.microsoft.com/office/word/2010/wordprocessingShape" mc:Ignorable="w14 w15 w16se w16cid w16 w16cex w16sdtdh w16sdtfl w16du wp14">
   <w:background w:color="FFFFFF"/>
   <w:body>
     <w:p>
       <w:pPr>
-        <w:pStyle w:val="Nzev"/>
+        <w:pStyle w:val="Title"/>
         <w:keepNext w:val="0"/>
         <w:keepLines w:val="0"/>
         <w:widowControl/>
@@ -124,12 +124,6 @@
                 <w:lang w:val="en-GB"/>
               </w:rPr>
               <w:br/>
-            </w:r>
-            <w:r>
-              <w:rPr>
-                <w:color w:val="333333"/>
-                <w:lang w:val="en-GB"/>
-              </w:rPr>
               <w:t xml:space="preserve">Public-area mobile robots (PMR) – </w:t>
             </w:r>
             <w:r>
@@ -138,12 +132,6 @@
                 <w:lang w:val="en-GB"/>
               </w:rPr>
               <w:br/>
-            </w:r>
-            <w:r>
-              <w:rPr>
-                <w:color w:val="333333"/>
-                <w:lang w:val="en-GB"/>
-              </w:rPr>
               <w:t>Part 1: Overview of the paradigm</w:t>
             </w:r>
           </w:p>
@@ -169,31 +157,7 @@
                 <w:sz w:val="28"/>
                 <w:lang w:val="en-GB"/>
               </w:rPr>
-              <w:t>ISO/</w:t>
-            </w:r>
-            <w:r>
-              <w:rPr>
-                <w:color w:val="333333"/>
-                <w:sz w:val="28"/>
-                <w:lang w:val="en-GB"/>
-              </w:rPr>
-              <w:t>TR</w:t>
-            </w:r>
-            <w:r>
-              <w:rPr>
-                <w:color w:val="333333"/>
-                <w:sz w:val="28"/>
-                <w:lang w:val="en-GB"/>
-              </w:rPr>
-              <w:t xml:space="preserve"> </w:t>
-            </w:r>
-            <w:r>
-              <w:rPr>
-                <w:color w:val="333333"/>
-                <w:sz w:val="28"/>
-                <w:lang w:val="en-GB"/>
-              </w:rPr>
-              <w:t>4448-1</w:t>
+              <w:t>ISO/TR 4448-1</w:t>
             </w:r>
           </w:p>
         </w:tc>
@@ -201,12 +165,10 @@
     </w:tbl>
     <w:p>
       <w:pPr>
-        <w:pStyle w:val="Titulek"/>
+        <w:pStyle w:val="Caption"/>
       </w:pPr>
       <w:r>
         <w:tab/>
-      </w:r>
-      <w:r>
         <w:t xml:space="preserve">Published 2024; </w:t>
       </w:r>
       <w:r>
@@ -226,13 +188,11 @@
     </w:p>
     <w:p>
       <w:pPr>
-        <w:pStyle w:val="Nadpis1"/>
-        <w:rPr>
-          <w:lang w:val="en-GB"/>
-        </w:rPr>
-      </w:pPr>
-      <w:bookmarkStart w:id="1" w:name="_GoBack"/>
-      <w:bookmarkEnd w:id="1"/>
+        <w:pStyle w:val="Heading1"/>
+        <w:rPr>
+          <w:lang w:val="en-GB"/>
+        </w:rPr>
+      </w:pPr>
       <w:r>
         <w:rPr>
           <w:lang w:val="en-GB"/>
@@ -285,48 +245,12 @@
           <w:color w:val="003366"/>
           <w:lang w:val="en-GB" w:eastAsia="cs-CZ"/>
         </w:rPr>
-        <w:t xml:space="preserve">Note: This Extract presents selected </w:t>
-      </w:r>
-      <w:r>
-        <w:rPr>
-          <w:rFonts w:eastAsia="Arial" w:cs="Arial"/>
-          <w:i/>
-          <w:color w:val="003366"/>
-          <w:lang w:val="en-GB" w:eastAsia="cs-CZ"/>
-        </w:rPr>
-        <w:t>clause</w:t>
-      </w:r>
-      <w:r>
-        <w:rPr>
-          <w:rFonts w:eastAsia="Arial" w:cs="Arial"/>
-          <w:i/>
-          <w:color w:val="003366"/>
-          <w:lang w:val="en-GB" w:eastAsia="cs-CZ"/>
-        </w:rPr>
-        <w:t xml:space="preserve">s of the described document and retains the original </w:t>
-      </w:r>
-      <w:r>
-        <w:rPr>
-          <w:rFonts w:eastAsia="Arial" w:cs="Arial"/>
-          <w:i/>
-          <w:color w:val="003366"/>
-          <w:lang w:val="en-GB" w:eastAsia="cs-CZ"/>
-        </w:rPr>
-        <w:t>clause</w:t>
-      </w:r>
-      <w:r>
-        <w:rPr>
-          <w:rFonts w:eastAsia="Arial" w:cs="Arial"/>
-          <w:i/>
-          <w:color w:val="003366"/>
-          <w:lang w:val="en-GB" w:eastAsia="cs-CZ"/>
-        </w:rPr>
-        <w:t xml:space="preserve"> numbering.</w:t>
-      </w:r>
-    </w:p>
-    <w:p>
-      <w:pPr>
-        <w:pStyle w:val="Nadpis1"/>
+        <w:t>Note: This Extract presents selected clauses of the described document and retains the original clause numbering.</w:t>
+      </w:r>
+    </w:p>
+    <w:p>
+      <w:pPr>
+        <w:pStyle w:val="Heading1"/>
         <w:rPr>
           <w:lang w:val="en-GB"/>
         </w:rPr>
@@ -360,7 +284,7 @@
     </w:p>
     <w:p>
       <w:pPr>
-        <w:pStyle w:val="Nadpis1"/>
+        <w:pStyle w:val="Heading1"/>
         <w:rPr>
           <w:lang w:val="en-GB"/>
         </w:rPr>
@@ -391,7 +315,7 @@
     </w:p>
     <w:p>
       <w:pPr>
-        <w:pStyle w:val="Nadpis1"/>
+        <w:pStyle w:val="Heading1"/>
         <w:rPr>
           <w:lang w:val="en-GB"/>
         </w:rPr>
@@ -418,25 +342,7 @@
           <w:bCs/>
           <w:lang w:val="en-GB"/>
         </w:rPr>
-        <w:t xml:space="preserve">This document provides an overview of the ground-based automated mobility systems deployment paradigm. The paradigm covers such </w:t>
-      </w:r>
-      <w:proofErr w:type="spellStart"/>
-      <w:r>
-        <w:rPr>
-          <w:rFonts w:eastAsia="Arial" w:cs="Arial"/>
-          <w:bCs/>
-          <w:lang w:val="en-GB"/>
-        </w:rPr>
-        <w:t>curbsides</w:t>
-      </w:r>
-      <w:proofErr w:type="spellEnd"/>
-      <w:r>
-        <w:rPr>
-          <w:rFonts w:eastAsia="Arial" w:cs="Arial"/>
-          <w:bCs/>
-          <w:lang w:val="en-GB"/>
-        </w:rPr>
-        <w:t xml:space="preserve"> and pathways as are suitable for co-temporal, collaborative use by various types and combinations of automated and non-automated, wheeled, or ambulatory, motorized and non-motorized, mobility-related vehicles and devices as well as for various levels of automated or remote operation of such vehicles. This includes vehicles and devices that move people as well as goods within proximate distances of human bystanders. </w:t>
+        <w:t xml:space="preserve">This document provides an overview of the ground-based automated mobility systems deployment paradigm. The paradigm covers such curbsides and pathways as are suitable for co-temporal, collaborative use by various types and combinations of automated and non-automated, wheeled, or ambulatory, motorized and non-motorized, mobility-related vehicles and devices as well as for various levels of automated or remote operation of such vehicles. This includes vehicles and devices that move people as well as goods within proximate distances of human bystanders. </w:t>
       </w:r>
     </w:p>
     <w:p>
@@ -474,7 +380,7 @@
     </w:p>
     <w:p>
       <w:pPr>
-        <w:pStyle w:val="Nadpis1"/>
+        <w:pStyle w:val="Heading1"/>
         <w:rPr>
           <w:lang w:val="en-GB"/>
         </w:rPr>
@@ -493,7 +399,6 @@
           <w:tag w:val="goog_rdk_28"/>
           <w:id w:val="-1216358801"/>
         </w:sdtPr>
-        <w:sdtEndPr/>
         <w:sdtContent/>
       </w:sdt>
       <w:sdt>
@@ -505,7 +410,6 @@
           <w:id w:val="-1190222855"/>
           <w:showingPlcHdr/>
         </w:sdtPr>
-        <w:sdtEndPr/>
         <w:sdtContent>
           <w:r>
             <w:rPr>
@@ -556,7 +460,6 @@
           <w:lang w:val="en-GB"/>
         </w:rPr>
       </w:pPr>
-      <w:proofErr w:type="gramStart"/>
       <w:r>
         <w:rPr>
           <w:rFonts w:eastAsia="Arial" w:cs="Arial"/>
@@ -575,55 +478,125 @@
           <w:iCs/>
           <w:lang w:val="en-GB"/>
         </w:rPr>
-        <w:t>elivery</w:t>
-      </w:r>
-      <w:proofErr w:type="gramEnd"/>
+        <w:t>elivery robot</w:t>
+      </w:r>
+      <w:r>
+        <w:rPr>
+          <w:rFonts w:eastAsia="Arial" w:cs="Arial"/>
+          <w:i/>
+          <w:lang w:val="en-GB"/>
+        </w:rPr>
+        <w:t xml:space="preserve"> </w:t>
+      </w:r>
+      <w:r>
+        <w:rPr>
+          <w:rFonts w:eastAsia="Arial" w:cs="Arial"/>
+          <w:i/>
+          <w:lang w:val="en-GB"/>
+        </w:rPr>
+        <w:t xml:space="preserve">– </w:t>
+      </w:r>
+      <w:r>
+        <w:rPr>
+          <w:rFonts w:eastAsia="Arial" w:cs="Arial"/>
+          <w:lang w:val="en-GB"/>
+        </w:rPr>
+        <w:t xml:space="preserve">a </w:t>
+      </w:r>
+      <w:r>
+        <w:rPr>
+          <w:rFonts w:eastAsia="Arial" w:cs="Arial"/>
+          <w:lang w:val="en-GB"/>
+        </w:rPr>
+        <w:t>robotic vehicle used to deliver goods, food, and other items, oft</w:t>
+      </w:r>
+      <w:r>
+        <w:rPr>
+          <w:rFonts w:eastAsia="Arial" w:cs="Arial"/>
+          <w:lang w:val="en-GB"/>
+        </w:rPr>
+        <w:t>en for "last mile" applications</w:t>
+      </w:r>
+    </w:p>
+    <w:p>
+      <w:pPr>
+        <w:spacing w:line="276" w:lineRule="auto"/>
+        <w:jc w:val="both"/>
+        <w:rPr>
+          <w:rFonts w:eastAsia="Arial" w:cs="Arial"/>
+          <w:lang w:val="en-GB"/>
+        </w:rPr>
+      </w:pPr>
+      <w:r>
+        <w:rPr>
+          <w:rFonts w:eastAsia="Arial" w:cs="Arial"/>
+          <w:lang w:val="en-GB"/>
+        </w:rPr>
+        <w:t>Note 1 to the entry: Although the word "drone" is correctly used to describe a robot on wheels, this document uses the term "robot" and the specific abbrevia</w:t>
+      </w:r>
+      <w:r>
+        <w:rPr>
+          <w:rFonts w:eastAsia="Arial" w:cs="Arial"/>
+          <w:lang w:val="en-GB"/>
+        </w:rPr>
+        <w:t>tion PMR</w:t>
+      </w:r>
+    </w:p>
+    <w:p>
+      <w:pPr>
+        <w:spacing w:line="276" w:lineRule="auto"/>
+        <w:jc w:val="both"/>
+        <w:rPr>
+          <w:lang w:val="en-GB"/>
+        </w:rPr>
+      </w:pPr>
       <w:r>
         <w:rPr>
           <w:rFonts w:eastAsia="Arial" w:cs="Arial"/>
           <w:b/>
           <w:bCs/>
-          <w:iCs/>
-          <w:lang w:val="en-GB"/>
-        </w:rPr>
-        <w:t xml:space="preserve"> robot</w:t>
-      </w:r>
-      <w:r>
-        <w:rPr>
-          <w:rFonts w:eastAsia="Arial" w:cs="Arial"/>
-          <w:i/>
+          <w:lang w:val="en-GB"/>
+        </w:rPr>
+        <w:t xml:space="preserve">pathway </w:t>
+      </w:r>
+      <w:r>
+        <w:rPr>
+          <w:rFonts w:eastAsia="Arial"/>
+          <w:lang w:val="en-GB"/>
+        </w:rPr>
+        <w:t xml:space="preserve">– </w:t>
+      </w:r>
+      <w:r>
+        <w:rPr>
+          <w:lang w:val="en-GB"/>
+        </w:rPr>
+        <w:t>infrastructure designed to permit the movement of various combinations of active transportation users</w:t>
+      </w:r>
+      <w:r>
+        <w:rPr>
+          <w:rFonts w:eastAsia="Arial"/>
           <w:lang w:val="en-GB"/>
         </w:rPr>
         <w:t xml:space="preserve"> </w:t>
       </w:r>
       <w:r>
         <w:rPr>
-          <w:rFonts w:eastAsia="Arial" w:cs="Arial"/>
-          <w:i/>
-          <w:lang w:val="en-GB"/>
-        </w:rPr>
-        <w:t xml:space="preserve">– </w:t>
-      </w:r>
-      <w:r>
-        <w:rPr>
-          <w:rFonts w:eastAsia="Arial" w:cs="Arial"/>
-          <w:lang w:val="en-GB"/>
-        </w:rPr>
-        <w:t xml:space="preserve">a </w:t>
-      </w:r>
-      <w:r>
-        <w:rPr>
-          <w:rFonts w:eastAsia="Arial" w:cs="Arial"/>
-          <w:lang w:val="en-GB"/>
-        </w:rPr>
-        <w:t>robotic vehicle used to deliver goods, food, and other items, oft</w:t>
-      </w:r>
-      <w:r>
-        <w:rPr>
-          <w:rFonts w:eastAsia="Arial" w:cs="Arial"/>
-          <w:lang w:val="en-GB"/>
-        </w:rPr>
-        <w:t>en for "last mile" applications</w:t>
+          <w:lang w:val="en-GB"/>
+        </w:rPr>
+        <w:t>and public-area mobile robots (PMRs) within the same space, including outdoor footways, cycleways,</w:t>
+      </w:r>
+      <w:r>
+        <w:rPr>
+          <w:rFonts w:eastAsia="Arial"/>
+          <w:lang w:val="en-GB"/>
+        </w:rPr>
+        <w:t xml:space="preserve"> </w:t>
+      </w:r>
+      <w:r>
+        <w:rPr>
+          <w:lang w:val="en-GB"/>
+        </w:rPr>
+        <w:t>crosswalks, road shoulders, trails and indoor passageways, corridors or hallways</w:t>
       </w:r>
     </w:p>
     <w:p>
@@ -632,22 +605,30 @@
         <w:jc w:val="both"/>
         <w:rPr>
           <w:rFonts w:eastAsia="Arial" w:cs="Arial"/>
-          <w:lang w:val="en-GB"/>
-        </w:rPr>
-      </w:pPr>
-      <w:r>
-        <w:rPr>
-          <w:rFonts w:eastAsia="Arial" w:cs="Arial"/>
-          <w:lang w:val="en-GB"/>
-        </w:rPr>
-        <w:t>Note 1 to the entry: Although the word "drone" is correctly used to describe a robot on wheels, this document uses the term "robot" and the specific abbrevia</w:t>
-      </w:r>
-      <w:r>
-        <w:rPr>
-          <w:rFonts w:eastAsia="Arial" w:cs="Arial"/>
-          <w:lang w:val="en-GB"/>
-        </w:rPr>
-        <w:t>tion PMR</w:t>
+          <w:i/>
+          <w:lang w:val="en-GB"/>
+        </w:rPr>
+      </w:pPr>
+      <w:r>
+        <w:rPr>
+          <w:i/>
+          <w:lang w:val="en-GB"/>
+        </w:rPr>
+        <w:t xml:space="preserve">(Note: It usually </w:t>
+      </w:r>
+      <w:r>
+        <w:rPr>
+          <w:i/>
+          <w:lang w:val="en-GB"/>
+        </w:rPr>
+        <w:t xml:space="preserve">forms </w:t>
+      </w:r>
+      <w:r>
+        <w:rPr>
+          <w:i/>
+          <w:lang w:val="en-GB"/>
+        </w:rPr>
+        <w:t>a network of pathways.)</w:t>
       </w:r>
     </w:p>
     <w:p>
@@ -655,20 +636,22 @@
         <w:spacing w:line="276" w:lineRule="auto"/>
         <w:jc w:val="both"/>
         <w:rPr>
-          <w:lang w:val="en-GB"/>
-        </w:rPr>
-      </w:pPr>
-      <w:proofErr w:type="gramStart"/>
-      <w:r>
-        <w:rPr>
           <w:rFonts w:eastAsia="Arial" w:cs="Arial"/>
           <w:b/>
           <w:bCs/>
           <w:lang w:val="en-GB"/>
         </w:rPr>
-        <w:t>pathway</w:t>
-      </w:r>
-      <w:proofErr w:type="gramEnd"/>
+      </w:pPr>
+    </w:p>
+    <w:p>
+      <w:pPr>
+        <w:spacing w:line="276" w:lineRule="auto"/>
+        <w:jc w:val="both"/>
+        <w:rPr>
+          <w:rFonts w:eastAsia="Arial" w:cs="Arial"/>
+          <w:lang w:val="en-GB"/>
+        </w:rPr>
+      </w:pPr>
       <w:r>
         <w:rPr>
           <w:rFonts w:eastAsia="Arial" w:cs="Arial"/>
@@ -676,60 +659,45 @@
           <w:bCs/>
           <w:lang w:val="en-GB"/>
         </w:rPr>
+        <w:lastRenderedPageBreak/>
+        <w:t>public-area mobile robot (PMR)</w:t>
+      </w:r>
+      <w:r>
+        <w:rPr>
+          <w:rFonts w:eastAsia="Arial" w:cs="Arial"/>
+          <w:b/>
+          <w:bCs/>
+          <w:lang w:val="en-GB"/>
+        </w:rPr>
+        <w:t>; (ground) automated mobile systems in public space (PMR)</w:t>
+      </w:r>
+      <w:r>
+        <w:rPr>
+          <w:rFonts w:eastAsia="Arial" w:cs="Arial"/>
+          <w:lang w:val="en-GB"/>
+        </w:rPr>
         <w:t xml:space="preserve"> </w:t>
       </w:r>
       <w:r>
         <w:rPr>
-          <w:rFonts w:eastAsia="Arial"/>
-          <w:lang w:val="en-GB"/>
-        </w:rPr>
-        <w:t xml:space="preserve">– </w:t>
-      </w:r>
-      <w:r>
-        <w:rPr>
-          <w:lang w:val="en-GB"/>
-        </w:rPr>
-        <w:t>infrastructure designed to permit the movement of various combinations of active transportation users</w:t>
-      </w:r>
-      <w:r>
-        <w:rPr>
-          <w:rFonts w:eastAsia="Arial"/>
+          <w:rFonts w:eastAsia="Arial" w:cs="Arial"/>
+          <w:lang w:val="en-GB"/>
+        </w:rPr>
+        <w:t>– wheeled or legged (ambulatory) ground-based device that is designed to travel along public, shared, active</w:t>
+      </w:r>
+      <w:r>
+        <w:rPr>
+          <w:rFonts w:eastAsia="Arial" w:cs="Arial"/>
           <w:lang w:val="en-GB"/>
         </w:rPr>
         <w:t xml:space="preserve"> </w:t>
       </w:r>
       <w:r>
         <w:rPr>
-          <w:lang w:val="en-GB"/>
-        </w:rPr>
-        <w:t xml:space="preserve">and public-area mobile robots (PMRs) within the same space, including outdoor footways, </w:t>
-      </w:r>
-      <w:proofErr w:type="spellStart"/>
-      <w:r>
-        <w:rPr>
-          <w:lang w:val="en-GB"/>
-        </w:rPr>
-        <w:t>cycleways</w:t>
-      </w:r>
-      <w:proofErr w:type="spellEnd"/>
-      <w:r>
-        <w:rPr>
-          <w:lang w:val="en-GB"/>
-        </w:rPr>
-        <w:t>,</w:t>
-      </w:r>
-      <w:r>
-        <w:rPr>
-          <w:rFonts w:eastAsia="Arial"/>
-          <w:lang w:val="en-GB"/>
-        </w:rPr>
-        <w:t xml:space="preserve"> </w:t>
-      </w:r>
-      <w:r>
-        <w:rPr>
-          <w:lang w:val="en-GB"/>
-        </w:rPr>
-        <w:t>crosswalks, road shoulders, trails and indoor passageways, corridors or hallways</w:t>
+          <w:rFonts w:eastAsia="Arial" w:cs="Arial"/>
+          <w:lang w:val="en-GB"/>
+        </w:rPr>
+        <w:t>transportation pathways without the use of visible human assistance or physical guides</w:t>
       </w:r>
     </w:p>
     <w:p>
@@ -738,30 +706,99 @@
         <w:jc w:val="both"/>
         <w:rPr>
           <w:rFonts w:eastAsia="Arial" w:cs="Arial"/>
-          <w:i/>
-          <w:lang w:val="en-GB"/>
-        </w:rPr>
-      </w:pPr>
-      <w:r>
-        <w:rPr>
-          <w:i/>
-          <w:lang w:val="en-GB"/>
-        </w:rPr>
-        <w:t xml:space="preserve">(Note: It usually </w:t>
-      </w:r>
-      <w:r>
-        <w:rPr>
-          <w:i/>
-          <w:lang w:val="en-GB"/>
-        </w:rPr>
-        <w:t xml:space="preserve">forms </w:t>
-      </w:r>
-      <w:r>
-        <w:rPr>
-          <w:i/>
-          <w:lang w:val="en-GB"/>
-        </w:rPr>
-        <w:t>a network of pathways.)</w:t>
+          <w:lang w:val="en-GB"/>
+        </w:rPr>
+      </w:pPr>
+      <w:r>
+        <w:rPr>
+          <w:rFonts w:eastAsia="Arial" w:cs="Arial"/>
+          <w:lang w:val="en-GB"/>
+        </w:rPr>
+        <w:t>Note 1 to entry: Physical guides include rails and curbs.</w:t>
+      </w:r>
+      <w:r>
+        <w:rPr>
+          <w:rFonts w:eastAsia="Arial" w:cs="Arial"/>
+          <w:lang w:val="en-GB"/>
+        </w:rPr>
+        <w:t xml:space="preserve"> </w:t>
+      </w:r>
+      <w:r>
+        <w:rPr>
+          <w:rFonts w:eastAsia="Arial" w:cs="Arial"/>
+          <w:lang w:val="en-GB"/>
+        </w:rPr>
+        <w:t>Note 2 to entry: While the term public-area mobile robot (PMR) excludes devices with visible human assistance, a PMR</w:t>
+      </w:r>
+      <w:r>
+        <w:rPr>
+          <w:rFonts w:eastAsia="Arial" w:cs="Arial"/>
+          <w:lang w:val="en-GB"/>
+        </w:rPr>
+        <w:t xml:space="preserve"> </w:t>
+      </w:r>
+      <w:r>
+        <w:rPr>
+          <w:rFonts w:eastAsia="Arial" w:cs="Arial"/>
+          <w:lang w:val="en-GB"/>
+        </w:rPr>
+        <w:t>can be teleoperated by a human.</w:t>
+      </w:r>
+      <w:r>
+        <w:rPr>
+          <w:rFonts w:eastAsia="Arial" w:cs="Arial"/>
+          <w:lang w:val="en-GB"/>
+        </w:rPr>
+        <w:t xml:space="preserve"> </w:t>
+      </w:r>
+      <w:r>
+        <w:rPr>
+          <w:rFonts w:eastAsia="Arial" w:cs="Arial"/>
+          <w:lang w:val="en-GB"/>
+        </w:rPr>
+        <w:t>Note 3 to entry: While the term “PMR” excludes devices with visible human assistance, PMRs can carry humans as</w:t>
+      </w:r>
+      <w:r>
+        <w:rPr>
+          <w:rFonts w:eastAsia="Arial" w:cs="Arial"/>
+          <w:lang w:val="en-GB"/>
+        </w:rPr>
+        <w:t xml:space="preserve"> </w:t>
+      </w:r>
+      <w:r>
+        <w:rPr>
+          <w:rFonts w:eastAsia="Arial" w:cs="Arial"/>
+          <w:lang w:val="en-GB"/>
+        </w:rPr>
+        <w:t>passengers, e.g. an automated wheelchair.</w:t>
+      </w:r>
+      <w:r>
+        <w:rPr>
+          <w:rFonts w:eastAsia="Arial" w:cs="Arial"/>
+          <w:lang w:val="en-GB"/>
+        </w:rPr>
+        <w:t xml:space="preserve"> </w:t>
+      </w:r>
+      <w:r>
+        <w:rPr>
+          <w:rFonts w:eastAsia="Arial" w:cs="Arial"/>
+          <w:lang w:val="en-GB"/>
+        </w:rPr>
+        <w:t>Note 4 to entry: While the term “PMR” excludes devices with visible human assistance, PMRs can be electronically</w:t>
+      </w:r>
+      <w:r>
+        <w:rPr>
+          <w:rFonts w:eastAsia="Arial" w:cs="Arial"/>
+          <w:lang w:val="en-GB"/>
+        </w:rPr>
+        <w:t xml:space="preserve"> </w:t>
+      </w:r>
+      <w:r>
+        <w:rPr>
+          <w:rFonts w:eastAsia="Arial" w:cs="Arial"/>
+          <w:lang w:val="en-GB"/>
+        </w:rPr>
+        <w:t>tethered to follow a human.</w:t>
       </w:r>
     </w:p>
     <w:p>
@@ -770,241 +807,17 @@
         <w:jc w:val="both"/>
         <w:rPr>
           <w:rFonts w:eastAsia="Arial" w:cs="Arial"/>
+          <w:lang w:val="en-GB"/>
+        </w:rPr>
+      </w:pPr>
+      <w:r>
+        <w:rPr>
+          <w:rFonts w:eastAsia="Arial" w:cs="Arial"/>
           <w:b/>
           <w:bCs/>
           <w:lang w:val="en-GB"/>
         </w:rPr>
-      </w:pPr>
-    </w:p>
-    <w:p>
-      <w:pPr>
-        <w:spacing w:line="276" w:lineRule="auto"/>
-        <w:jc w:val="both"/>
-        <w:rPr>
-          <w:rFonts w:eastAsia="Arial" w:cs="Arial"/>
-          <w:lang w:val="en-GB"/>
-        </w:rPr>
-      </w:pPr>
-      <w:r>
-        <w:rPr>
-          <w:rFonts w:eastAsia="Arial" w:cs="Arial"/>
-          <w:b/>
-          <w:bCs/>
-          <w:lang w:val="en-GB"/>
-        </w:rPr>
-        <w:lastRenderedPageBreak/>
-        <w:t>public-area mobile robot (PMR)</w:t>
-      </w:r>
-      <w:r>
-        <w:rPr>
-          <w:rFonts w:eastAsia="Arial" w:cs="Arial"/>
-          <w:b/>
-          <w:bCs/>
-          <w:lang w:val="en-GB"/>
-        </w:rPr>
-        <w:t xml:space="preserve">; </w:t>
-      </w:r>
-      <w:r>
-        <w:rPr>
-          <w:rFonts w:eastAsia="Arial" w:cs="Arial"/>
-          <w:b/>
-          <w:bCs/>
-          <w:lang w:val="en-GB"/>
-        </w:rPr>
-        <w:t xml:space="preserve">(ground) automated mobile </w:t>
-      </w:r>
-      <w:r>
-        <w:rPr>
-          <w:rFonts w:eastAsia="Arial" w:cs="Arial"/>
-          <w:b/>
-          <w:bCs/>
-          <w:lang w:val="en-GB"/>
-        </w:rPr>
-        <w:t>systems in public space (PMR)</w:t>
-      </w:r>
-      <w:r>
-        <w:rPr>
-          <w:rFonts w:eastAsia="Arial" w:cs="Arial"/>
-          <w:lang w:val="en-GB"/>
-        </w:rPr>
-        <w:t xml:space="preserve"> </w:t>
-      </w:r>
-      <w:r>
-        <w:rPr>
-          <w:rFonts w:eastAsia="Arial" w:cs="Arial"/>
-          <w:lang w:val="en-GB"/>
-        </w:rPr>
-        <w:t xml:space="preserve">– </w:t>
-      </w:r>
-      <w:r>
-        <w:rPr>
-          <w:rFonts w:eastAsia="Arial" w:cs="Arial"/>
-          <w:lang w:val="en-GB"/>
-        </w:rPr>
-        <w:t>wheeled or legged (ambulatory) ground-based device that is designed to travel along public, shared, active</w:t>
-      </w:r>
-      <w:r>
-        <w:rPr>
-          <w:rFonts w:eastAsia="Arial" w:cs="Arial"/>
-          <w:lang w:val="en-GB"/>
-        </w:rPr>
-        <w:t xml:space="preserve"> </w:t>
-      </w:r>
-      <w:r>
-        <w:rPr>
-          <w:rFonts w:eastAsia="Arial" w:cs="Arial"/>
-          <w:lang w:val="en-GB"/>
-        </w:rPr>
-        <w:t>transportation pathways without the use of visible human assistance or physical guides</w:t>
-      </w:r>
-    </w:p>
-    <w:p>
-      <w:pPr>
-        <w:spacing w:line="276" w:lineRule="auto"/>
-        <w:jc w:val="both"/>
-        <w:rPr>
-          <w:rFonts w:eastAsia="Arial" w:cs="Arial"/>
-          <w:lang w:val="en-GB"/>
-        </w:rPr>
-      </w:pPr>
-      <w:r>
-        <w:rPr>
-          <w:rFonts w:eastAsia="Arial" w:cs="Arial"/>
-          <w:lang w:val="en-GB"/>
-        </w:rPr>
-        <w:t>Note 1 to entry: Physical guides include rails and curbs.</w:t>
-      </w:r>
-      <w:r>
-        <w:rPr>
-          <w:rFonts w:eastAsia="Arial" w:cs="Arial"/>
-          <w:lang w:val="en-GB"/>
-        </w:rPr>
-        <w:t xml:space="preserve"> </w:t>
-      </w:r>
-      <w:r>
-        <w:rPr>
-          <w:rFonts w:eastAsia="Arial" w:cs="Arial"/>
-          <w:lang w:val="en-GB"/>
-        </w:rPr>
-        <w:t>Note 2 to entry: While the term public-area mobile robot (PMR) excludes devices with visible human assistance, a PMR</w:t>
-      </w:r>
-      <w:r>
-        <w:rPr>
-          <w:rFonts w:eastAsia="Arial" w:cs="Arial"/>
-          <w:lang w:val="en-GB"/>
-        </w:rPr>
-        <w:t xml:space="preserve"> </w:t>
-      </w:r>
-      <w:r>
-        <w:rPr>
-          <w:rFonts w:eastAsia="Arial" w:cs="Arial"/>
-          <w:lang w:val="en-GB"/>
-        </w:rPr>
-        <w:t xml:space="preserve">can be </w:t>
-      </w:r>
-      <w:proofErr w:type="spellStart"/>
-      <w:r>
-        <w:rPr>
-          <w:rFonts w:eastAsia="Arial" w:cs="Arial"/>
-          <w:lang w:val="en-GB"/>
-        </w:rPr>
-        <w:t>teleoperated</w:t>
-      </w:r>
-      <w:proofErr w:type="spellEnd"/>
-      <w:r>
-        <w:rPr>
-          <w:rFonts w:eastAsia="Arial" w:cs="Arial"/>
-          <w:lang w:val="en-GB"/>
-        </w:rPr>
-        <w:t xml:space="preserve"> by a human.</w:t>
-      </w:r>
-      <w:r>
-        <w:rPr>
-          <w:rFonts w:eastAsia="Arial" w:cs="Arial"/>
-          <w:lang w:val="en-GB"/>
-        </w:rPr>
-        <w:t xml:space="preserve"> </w:t>
-      </w:r>
-      <w:r>
-        <w:rPr>
-          <w:rFonts w:eastAsia="Arial" w:cs="Arial"/>
-          <w:lang w:val="en-GB"/>
-        </w:rPr>
-        <w:t>Note 3 to entry: While the term “PMR” excludes devices with visible human assistance, PMRs can carry humans as</w:t>
-      </w:r>
-      <w:r>
-        <w:rPr>
-          <w:rFonts w:eastAsia="Arial" w:cs="Arial"/>
-          <w:lang w:val="en-GB"/>
-        </w:rPr>
-        <w:t xml:space="preserve"> </w:t>
-      </w:r>
-      <w:r>
-        <w:rPr>
-          <w:rFonts w:eastAsia="Arial" w:cs="Arial"/>
-          <w:lang w:val="en-GB"/>
-        </w:rPr>
-        <w:t>passengers, e.g. an automated wheelchair.</w:t>
-      </w:r>
-      <w:r>
-        <w:rPr>
-          <w:rFonts w:eastAsia="Arial" w:cs="Arial"/>
-          <w:lang w:val="en-GB"/>
-        </w:rPr>
-        <w:t xml:space="preserve"> </w:t>
-      </w:r>
-      <w:r>
-        <w:rPr>
-          <w:rFonts w:eastAsia="Arial" w:cs="Arial"/>
-          <w:lang w:val="en-GB"/>
-        </w:rPr>
-        <w:t>Note 4 to entry: While the term “PMR” excludes devices with visible human assistance, PMRs can be electronically</w:t>
-      </w:r>
-      <w:r>
-        <w:rPr>
-          <w:rFonts w:eastAsia="Arial" w:cs="Arial"/>
-          <w:lang w:val="en-GB"/>
-        </w:rPr>
-        <w:t xml:space="preserve"> </w:t>
-      </w:r>
-      <w:r>
-        <w:rPr>
-          <w:rFonts w:eastAsia="Arial" w:cs="Arial"/>
-          <w:lang w:val="en-GB"/>
-        </w:rPr>
-        <w:t>tethered to follow a human.</w:t>
-      </w:r>
-    </w:p>
-    <w:p>
-      <w:pPr>
-        <w:spacing w:line="276" w:lineRule="auto"/>
-        <w:jc w:val="both"/>
-        <w:rPr>
-          <w:rFonts w:eastAsia="Arial" w:cs="Arial"/>
-          <w:lang w:val="en-GB"/>
-        </w:rPr>
-      </w:pPr>
-      <w:proofErr w:type="spellStart"/>
-      <w:proofErr w:type="gramStart"/>
-      <w:r>
-        <w:rPr>
-          <w:rFonts w:eastAsia="Arial" w:cs="Arial"/>
-          <w:b/>
-          <w:bCs/>
-          <w:lang w:val="en-GB"/>
-        </w:rPr>
-        <w:t>robotaxi</w:t>
-      </w:r>
-      <w:proofErr w:type="spellEnd"/>
-      <w:proofErr w:type="gramEnd"/>
-      <w:r>
-        <w:rPr>
-          <w:rFonts w:eastAsia="Arial" w:cs="Arial"/>
-          <w:b/>
-          <w:bCs/>
-          <w:lang w:val="en-GB"/>
-        </w:rPr>
-        <w:t xml:space="preserve"> </w:t>
+        <w:t xml:space="preserve">robotaxi </w:t>
       </w:r>
       <w:r>
         <w:rPr>
@@ -1063,34 +876,12 @@
           <w:szCs w:val="18"/>
           <w:lang w:val="en-GB"/>
         </w:rPr>
-        <w:t xml:space="preserve">EXAMPLE </w:t>
-      </w:r>
-      <w:proofErr w:type="gramStart"/>
-      <w:r>
-        <w:rPr>
-          <w:rFonts w:eastAsia="Arial" w:cs="Arial"/>
-          <w:bCs/>
-          <w:sz w:val="18"/>
-          <w:szCs w:val="18"/>
-          <w:lang w:val="en-GB"/>
-        </w:rPr>
-        <w:t>Remotely</w:t>
-      </w:r>
-      <w:proofErr w:type="gramEnd"/>
-      <w:r>
-        <w:rPr>
-          <w:rFonts w:eastAsia="Arial" w:cs="Arial"/>
-          <w:bCs/>
-          <w:sz w:val="18"/>
-          <w:szCs w:val="18"/>
-          <w:lang w:val="en-GB"/>
-        </w:rPr>
-        <w:t xml:space="preserve"> monitored automated taxi.</w:t>
-      </w:r>
-    </w:p>
-    <w:p>
-      <w:pPr>
-        <w:pStyle w:val="Nadpis1"/>
+        <w:t>EXAMPLE Remotely monitored automated taxi.</w:t>
+      </w:r>
+    </w:p>
+    <w:p>
+      <w:pPr>
+        <w:pStyle w:val="Heading1"/>
         <w:rPr>
           <w:lang w:val="en-GB"/>
         </w:rPr>
@@ -1172,19 +963,13 @@
         <w:t>ADS</w:t>
       </w:r>
       <w:r>
-        <w:rPr>
-          <w:rFonts w:eastAsia="Arial" w:cs="Arial"/>
-          <w:lang w:val="en-GB"/>
-        </w:rPr>
         <w:t xml:space="preserve"> </w:t>
       </w:r>
-      <w:r>
-        <w:rPr>
-          <w:rFonts w:eastAsia="Arial" w:cs="Arial"/>
-          <w:lang w:val="en-GB"/>
-        </w:rPr>
-        <w:tab/>
-      </w:r>
+      <w:bookmarkStart w:id="1" w:name="OLE_LINK3"/>
+      <w:r>
+        <w:t xml:space="preserve">– </w:t>
+      </w:r>
+      <w:bookmarkEnd w:id="1"/>
       <w:r>
         <w:rPr>
           <w:rFonts w:eastAsia="Arial" w:cs="Arial"/>
@@ -1211,18 +996,7 @@
         <w:t>DDT</w:t>
       </w:r>
       <w:r>
-        <w:rPr>
-          <w:rFonts w:eastAsia="Arial" w:cs="Arial"/>
-          <w:lang w:val="en-GB"/>
-        </w:rPr>
-        <w:t xml:space="preserve"> </w:t>
-      </w:r>
-      <w:r>
-        <w:rPr>
-          <w:rFonts w:eastAsia="Arial" w:cs="Arial"/>
-          <w:lang w:val="en-GB"/>
-        </w:rPr>
-        <w:tab/>
+        <w:t xml:space="preserve"> – </w:t>
       </w:r>
       <w:r>
         <w:rPr>
@@ -1241,7 +1015,6 @@
           <w:lang w:val="en-GB"/>
         </w:rPr>
       </w:pPr>
-      <w:proofErr w:type="spellStart"/>
       <w:r>
         <w:rPr>
           <w:rFonts w:eastAsia="Arial" w:cs="Arial"/>
@@ -1250,20 +1023,8 @@
         </w:rPr>
         <w:t>IoT</w:t>
       </w:r>
-      <w:proofErr w:type="spellEnd"/>
-      <w:r>
-        <w:rPr>
-          <w:rFonts w:eastAsia="Arial" w:cs="Arial"/>
-          <w:lang w:val="en-GB"/>
-        </w:rPr>
-        <w:t xml:space="preserve"> </w:t>
-      </w:r>
-      <w:r>
-        <w:rPr>
-          <w:rFonts w:eastAsia="Arial" w:cs="Arial"/>
-          <w:lang w:val="en-GB"/>
-        </w:rPr>
-        <w:tab/>
+      <w:r>
+        <w:t xml:space="preserve"> – </w:t>
       </w:r>
       <w:r>
         <w:rPr>
@@ -1291,18 +1052,7 @@
         <w:t>PMR</w:t>
       </w:r>
       <w:r>
-        <w:rPr>
-          <w:rFonts w:eastAsia="Arial" w:cs="Arial"/>
-          <w:lang w:val="en-GB"/>
-        </w:rPr>
-        <w:t xml:space="preserve"> </w:t>
-      </w:r>
-      <w:r>
-        <w:rPr>
-          <w:rFonts w:eastAsia="Arial" w:cs="Arial"/>
-          <w:lang w:val="en-GB"/>
-        </w:rPr>
-        <w:tab/>
+        <w:t xml:space="preserve"> – </w:t>
       </w:r>
       <w:r>
         <w:rPr>
@@ -1353,18 +1103,7 @@
         <w:t>PUDO</w:t>
       </w:r>
       <w:r>
-        <w:rPr>
-          <w:rFonts w:eastAsia="Arial" w:cs="Arial"/>
-          <w:lang w:val="en-GB"/>
-        </w:rPr>
-        <w:t xml:space="preserve"> </w:t>
-      </w:r>
-      <w:r>
-        <w:rPr>
-          <w:rFonts w:eastAsia="Arial" w:cs="Arial"/>
-          <w:lang w:val="en-GB"/>
-        </w:rPr>
-        <w:tab/>
+        <w:t xml:space="preserve"> – </w:t>
       </w:r>
       <w:r>
         <w:rPr>
@@ -1392,18 +1131,7 @@
         <w:t>VRU</w:t>
       </w:r>
       <w:r>
-        <w:rPr>
-          <w:rFonts w:eastAsia="Arial" w:cs="Arial"/>
-          <w:lang w:val="en-GB"/>
-        </w:rPr>
-        <w:t xml:space="preserve"> </w:t>
-      </w:r>
-      <w:r>
-        <w:rPr>
-          <w:rFonts w:eastAsia="Arial" w:cs="Arial"/>
-          <w:lang w:val="en-GB"/>
-        </w:rPr>
-        <w:tab/>
+        <w:t xml:space="preserve"> – </w:t>
       </w:r>
       <w:r>
         <w:rPr>
@@ -1429,27 +1157,7 @@
           <w:color w:val="000000"/>
           <w:lang w:val="en-GB"/>
         </w:rPr>
-        <w:t xml:space="preserve">Other terms and abbreviations from the ITS domain can be found in the </w:t>
-      </w:r>
-      <w:proofErr w:type="spellStart"/>
-      <w:r>
-        <w:rPr>
-          <w:rFonts w:cs="Arial"/>
-          <w:iCs/>
-          <w:color w:val="000000"/>
-          <w:lang w:val="en-GB"/>
-        </w:rPr>
-        <w:t>ITSTerminology</w:t>
-      </w:r>
-      <w:proofErr w:type="spellEnd"/>
-      <w:r>
-        <w:rPr>
-          <w:rFonts w:cs="Arial"/>
-          <w:iCs/>
-          <w:color w:val="000000"/>
-          <w:lang w:val="en-GB"/>
-        </w:rPr>
-        <w:t xml:space="preserve"> dictionary (</w:t>
+        <w:t>Other terms and abbreviations from the ITS domain can be found in the ITSTerminology dictionary (</w:t>
       </w:r>
       <w:hyperlink r:id="rId9">
         <w:r>
@@ -1524,7 +1232,7 @@
     </w:p>
     <w:p>
       <w:pPr>
-        <w:pStyle w:val="Nadpis1"/>
+        <w:pStyle w:val="Heading1"/>
         <w:rPr>
           <w:lang w:val="en-GB"/>
         </w:rPr>
@@ -1582,7 +1290,7 @@
     </w:p>
     <w:p>
       <w:pPr>
-        <w:pStyle w:val="Nadpis1"/>
+        <w:pStyle w:val="Heading1"/>
         <w:rPr>
           <w:lang w:val="en-GB"/>
         </w:rPr>
@@ -1621,39 +1329,7 @@
           <w:rFonts w:eastAsia="Arial" w:cs="Arial"/>
           <w:lang w:val="en-GB"/>
         </w:rPr>
-        <w:t xml:space="preserve"> 6 is 4 pages long and elaborates on the necessary steps that the standardization of this new area of transport requires. The first step is the nomenclature and definition of data, including the subsequent handling of data, the second step is the standard options for the robot's </w:t>
-      </w:r>
-      <w:proofErr w:type="spellStart"/>
-      <w:r>
-        <w:rPr>
-          <w:rFonts w:eastAsia="Arial" w:cs="Arial"/>
-          <w:lang w:val="en-GB"/>
-        </w:rPr>
-        <w:t>behavior</w:t>
-      </w:r>
-      <w:proofErr w:type="spellEnd"/>
-      <w:r>
-        <w:rPr>
-          <w:rFonts w:eastAsia="Arial" w:cs="Arial"/>
-          <w:lang w:val="en-GB"/>
-        </w:rPr>
-        <w:t xml:space="preserve"> and the related topic of security, then the level of readiness of the city for the deployment of such a service is also described, as well as the need for personal assistance. For example, for the definition of </w:t>
-      </w:r>
-      <w:proofErr w:type="spellStart"/>
-      <w:r>
-        <w:rPr>
-          <w:rFonts w:eastAsia="Arial" w:cs="Arial"/>
-          <w:lang w:val="en-GB"/>
-        </w:rPr>
-        <w:t>behavior</w:t>
-      </w:r>
-      <w:proofErr w:type="spellEnd"/>
-      <w:r>
-        <w:rPr>
-          <w:rFonts w:eastAsia="Arial" w:cs="Arial"/>
-          <w:lang w:val="en-GB"/>
-        </w:rPr>
-        <w:t xml:space="preserve">, the document also lists 4 main cases: boarding/exiting/loading/unloading from a mobile robot by the </w:t>
+        <w:t xml:space="preserve"> 6 is 4 pages long and elaborates on the necessary steps that the standardization of this new area of transport requires. The first step is the nomenclature and definition of data, including the subsequent handling of data, the second step is the standard options for the robot's behavior and the related topic of security, then the level of readiness of the city for the deployment of such a service is also described, as well as the need for personal assistance. For example, for the definition of behavior, the document also lists 4 main cases: boarding/exiting/loading/unloading from a mobile robot by the </w:t>
       </w:r>
       <w:r>
         <w:rPr>
@@ -1667,28 +1343,12 @@
           <w:rFonts w:eastAsia="Arial" w:cs="Arial"/>
           <w:lang w:val="en-GB"/>
         </w:rPr>
-        <w:t xml:space="preserve">, the robot's access to zones where people are moving, the </w:t>
-      </w:r>
-      <w:proofErr w:type="spellStart"/>
-      <w:r>
-        <w:rPr>
-          <w:rFonts w:eastAsia="Arial" w:cs="Arial"/>
-          <w:lang w:val="en-GB"/>
-        </w:rPr>
-        <w:t>behavior</w:t>
-      </w:r>
-      <w:proofErr w:type="spellEnd"/>
-      <w:r>
-        <w:rPr>
-          <w:rFonts w:eastAsia="Arial" w:cs="Arial"/>
-          <w:lang w:val="en-GB"/>
-        </w:rPr>
-        <w:t xml:space="preserve"> of the robot in these zones, and the robot's communication methods when interacting with a human. As part of the city's readiness for the deployment of such a service, the quality of the given network of paths for the movement of robots, the movement of robots in extreme weather, the resolution of accident situations and the supervision of proper maintenance of robots, e.g. in the resolution or updating of map data, is described on half a page.</w:t>
-      </w:r>
-    </w:p>
-    <w:p>
-      <w:pPr>
-        <w:pStyle w:val="Nadpis1"/>
+        <w:t>, the robot's access to zones where people are moving, the behavior of the robot in these zones, and the robot's communication methods when interacting with a human. As part of the city's readiness for the deployment of such a service, the quality of the given network of paths for the movement of robots, the movement of robots in extreme weather, the resolution of accident situations and the supervision of proper maintenance of robots, e.g. in the resolution or updating of map data, is described on half a page.</w:t>
+      </w:r>
+    </w:p>
+    <w:p>
+      <w:pPr>
+        <w:pStyle w:val="Heading1"/>
         <w:rPr>
           <w:lang w:val="en-GB"/>
         </w:rPr>
@@ -1743,7 +1403,6 @@
         </w:rPr>
         <w:t xml:space="preserve"> is 10 pages long and describes the reasons why standardization is necessary. </w:t>
       </w:r>
-      <w:proofErr w:type="spellStart"/>
       <w:r>
         <w:rPr>
           <w:rFonts w:eastAsia="Arial" w:cs="Arial"/>
@@ -1751,7 +1410,6 @@
         </w:rPr>
         <w:t>Subclause</w:t>
       </w:r>
-      <w:proofErr w:type="spellEnd"/>
       <w:r>
         <w:rPr>
           <w:rFonts w:eastAsia="Arial" w:cs="Arial"/>
@@ -1880,7 +1538,6 @@
           <w:lang w:val="en-GB"/>
         </w:rPr>
       </w:pPr>
-      <w:proofErr w:type="spellStart"/>
       <w:r>
         <w:rPr>
           <w:rFonts w:eastAsia="Arial" w:cs="Arial"/>
@@ -1888,7 +1545,6 @@
         </w:rPr>
         <w:t>Subclause</w:t>
       </w:r>
-      <w:proofErr w:type="spellEnd"/>
       <w:r>
         <w:rPr>
           <w:rFonts w:eastAsia="Arial" w:cs="Arial"/>
@@ -1909,23 +1565,7 @@
           <w:rFonts w:eastAsia="Arial" w:cs="Arial"/>
           <w:lang w:val="en-GB"/>
         </w:rPr>
-        <w:t xml:space="preserve"> describes the need to create a safe space in the public space of the city, where such systems could move, the majority of which is devoted to safety aspects and also to lower operating costs than those associated with </w:t>
-      </w:r>
-      <w:proofErr w:type="spellStart"/>
-      <w:r>
-        <w:rPr>
-          <w:rFonts w:eastAsia="Arial" w:cs="Arial"/>
-          <w:lang w:val="en-GB"/>
-        </w:rPr>
-        <w:t>robo</w:t>
-      </w:r>
-      <w:proofErr w:type="spellEnd"/>
-      <w:r>
-        <w:rPr>
-          <w:rFonts w:eastAsia="Arial" w:cs="Arial"/>
-          <w:lang w:val="en-GB"/>
-        </w:rPr>
-        <w:t>-vehicles.</w:t>
+        <w:t xml:space="preserve"> describes the need to create a safe space in the public space of the city, where such systems could move, the majority of which is devoted to safety aspects and also to lower operating costs than those associated with robo-vehicles.</w:t>
       </w:r>
     </w:p>
     <w:p>
@@ -1937,7 +1577,6 @@
           <w:lang w:val="en-GB"/>
         </w:rPr>
       </w:pPr>
-      <w:proofErr w:type="spellStart"/>
       <w:r>
         <w:rPr>
           <w:rFonts w:eastAsia="Arial" w:cs="Arial"/>
@@ -1945,7 +1584,6 @@
         </w:rPr>
         <w:t>Subclause</w:t>
       </w:r>
-      <w:proofErr w:type="spellEnd"/>
       <w:r>
         <w:rPr>
           <w:rFonts w:eastAsia="Arial" w:cs="Arial"/>
@@ -1971,10 +1609,10 @@
     </w:p>
     <w:p>
       <w:pPr>
-        <w:pStyle w:val="Odstavecseseznamem"/>
+        <w:pStyle w:val="ListParagraph"/>
         <w:numPr>
           <w:ilvl w:val="0"/>
-          <w:numId w:val="12"/>
+          <w:numId w:val="13"/>
         </w:numPr>
         <w:spacing w:line="276" w:lineRule="auto"/>
         <w:jc w:val="both"/>
@@ -1993,10 +1631,10 @@
     </w:p>
     <w:p>
       <w:pPr>
-        <w:pStyle w:val="Odstavecseseznamem"/>
+        <w:pStyle w:val="ListParagraph"/>
         <w:numPr>
           <w:ilvl w:val="0"/>
-          <w:numId w:val="12"/>
+          <w:numId w:val="13"/>
         </w:numPr>
         <w:spacing w:line="276" w:lineRule="auto"/>
         <w:jc w:val="both"/>
@@ -2015,10 +1653,10 @@
     </w:p>
     <w:p>
       <w:pPr>
-        <w:pStyle w:val="Odstavecseseznamem"/>
+        <w:pStyle w:val="ListParagraph"/>
         <w:numPr>
           <w:ilvl w:val="0"/>
-          <w:numId w:val="12"/>
+          <w:numId w:val="13"/>
         </w:numPr>
         <w:spacing w:line="276" w:lineRule="auto"/>
         <w:jc w:val="both"/>
@@ -2037,10 +1675,10 @@
     </w:p>
     <w:p>
       <w:pPr>
-        <w:pStyle w:val="Odstavecseseznamem"/>
+        <w:pStyle w:val="ListParagraph"/>
         <w:numPr>
           <w:ilvl w:val="0"/>
-          <w:numId w:val="12"/>
+          <w:numId w:val="13"/>
         </w:numPr>
         <w:spacing w:line="276" w:lineRule="auto"/>
         <w:jc w:val="both"/>
@@ -2059,10 +1697,10 @@
     </w:p>
     <w:p>
       <w:pPr>
-        <w:pStyle w:val="Odstavecseseznamem"/>
+        <w:pStyle w:val="ListParagraph"/>
         <w:numPr>
           <w:ilvl w:val="0"/>
-          <w:numId w:val="12"/>
+          <w:numId w:val="13"/>
         </w:numPr>
         <w:spacing w:line="276" w:lineRule="auto"/>
         <w:jc w:val="both"/>
@@ -2081,10 +1719,10 @@
     </w:p>
     <w:p>
       <w:pPr>
-        <w:pStyle w:val="Odstavecseseznamem"/>
+        <w:pStyle w:val="ListParagraph"/>
         <w:numPr>
           <w:ilvl w:val="0"/>
-          <w:numId w:val="12"/>
+          <w:numId w:val="13"/>
         </w:numPr>
         <w:spacing w:line="276" w:lineRule="auto"/>
         <w:jc w:val="both"/>
@@ -2103,10 +1741,10 @@
     </w:p>
     <w:p>
       <w:pPr>
-        <w:pStyle w:val="Odstavecseseznamem"/>
+        <w:pStyle w:val="ListParagraph"/>
         <w:numPr>
           <w:ilvl w:val="0"/>
-          <w:numId w:val="12"/>
+          <w:numId w:val="13"/>
         </w:numPr>
         <w:spacing w:line="276" w:lineRule="auto"/>
         <w:jc w:val="both"/>
@@ -2125,10 +1763,10 @@
     </w:p>
     <w:p>
       <w:pPr>
-        <w:pStyle w:val="Odstavecseseznamem"/>
+        <w:pStyle w:val="ListParagraph"/>
         <w:numPr>
           <w:ilvl w:val="0"/>
-          <w:numId w:val="12"/>
+          <w:numId w:val="13"/>
         </w:numPr>
         <w:spacing w:line="276" w:lineRule="auto"/>
         <w:jc w:val="both"/>
@@ -2147,10 +1785,10 @@
     </w:p>
     <w:p>
       <w:pPr>
-        <w:pStyle w:val="Odstavecseseznamem"/>
+        <w:pStyle w:val="ListParagraph"/>
         <w:numPr>
           <w:ilvl w:val="0"/>
-          <w:numId w:val="12"/>
+          <w:numId w:val="13"/>
         </w:numPr>
         <w:spacing w:line="276" w:lineRule="auto"/>
         <w:jc w:val="both"/>
@@ -2169,10 +1807,10 @@
     </w:p>
     <w:p>
       <w:pPr>
-        <w:pStyle w:val="Odstavecseseznamem"/>
+        <w:pStyle w:val="ListParagraph"/>
         <w:numPr>
           <w:ilvl w:val="0"/>
-          <w:numId w:val="12"/>
+          <w:numId w:val="13"/>
         </w:numPr>
         <w:spacing w:line="276" w:lineRule="auto"/>
         <w:jc w:val="both"/>
@@ -2191,10 +1829,10 @@
     </w:p>
     <w:p>
       <w:pPr>
-        <w:pStyle w:val="Odstavecseseznamem"/>
+        <w:pStyle w:val="ListParagraph"/>
         <w:numPr>
           <w:ilvl w:val="0"/>
-          <w:numId w:val="12"/>
+          <w:numId w:val="13"/>
         </w:numPr>
         <w:spacing w:line="276" w:lineRule="auto"/>
         <w:jc w:val="both"/>
@@ -2213,10 +1851,10 @@
     </w:p>
     <w:p>
       <w:pPr>
-        <w:pStyle w:val="Odstavecseseznamem"/>
+        <w:pStyle w:val="ListParagraph"/>
         <w:numPr>
           <w:ilvl w:val="0"/>
-          <w:numId w:val="12"/>
+          <w:numId w:val="13"/>
         </w:numPr>
         <w:spacing w:line="276" w:lineRule="auto"/>
         <w:jc w:val="both"/>
@@ -2225,26 +1863,17 @@
           <w:lang w:val="en-GB"/>
         </w:rPr>
       </w:pPr>
-      <w:proofErr w:type="gramStart"/>
-      <w:r>
-        <w:rPr>
-          <w:rFonts w:eastAsia="Arial" w:cs="Arial"/>
-          <w:lang w:val="en-GB"/>
-        </w:rPr>
-        <w:t>liability</w:t>
-      </w:r>
-      <w:proofErr w:type="gramEnd"/>
-      <w:r>
-        <w:rPr>
-          <w:rFonts w:eastAsia="Arial" w:cs="Arial"/>
-          <w:lang w:val="en-GB"/>
-        </w:rPr>
-        <w:t xml:space="preserve"> and insurance.</w:t>
-      </w:r>
-    </w:p>
-    <w:p>
-      <w:pPr>
-        <w:pStyle w:val="Nadpis1"/>
+      <w:r>
+        <w:rPr>
+          <w:rFonts w:eastAsia="Arial" w:cs="Arial"/>
+          <w:lang w:val="en-GB"/>
+        </w:rPr>
+        <w:t>liability and insurance.</w:t>
+      </w:r>
+    </w:p>
+    <w:p>
+      <w:pPr>
+        <w:pStyle w:val="Heading1"/>
         <w:rPr>
           <w:rFonts w:eastAsia="Arial"/>
           <w:lang w:val="en-GB"/>
@@ -2271,40 +1900,22 @@
           <w:rFonts w:eastAsia="Arial"/>
           <w:lang w:val="en-GB" w:eastAsia="cs-CZ"/>
         </w:rPr>
-        <w:t xml:space="preserve">Operating and deployment standards for operations in shared human-social environments should establish general rules for PMRs across various types of pathways used by active transportation users of all </w:t>
-      </w:r>
-      <w:proofErr w:type="spellStart"/>
+        <w:t xml:space="preserve">Operating and deployment standards for operations in shared human-social environments should establish general rules for PMRs across various types of pathways used by active transportation users of all abilities.This clause </w:t>
+      </w:r>
       <w:r>
         <w:rPr>
           <w:rFonts w:eastAsia="Arial"/>
           <w:lang w:val="en-GB" w:eastAsia="cs-CZ"/>
         </w:rPr>
-        <w:t>abilities.This</w:t>
-      </w:r>
-      <w:proofErr w:type="spellEnd"/>
+        <w:t xml:space="preserve">contains two </w:t>
+      </w:r>
       <w:r>
         <w:rPr>
           <w:rFonts w:eastAsia="Arial"/>
           <w:lang w:val="en-GB" w:eastAsia="cs-CZ"/>
         </w:rPr>
-        <w:t xml:space="preserve"> clause </w:t>
-      </w:r>
-      <w:r>
-        <w:rPr>
-          <w:rFonts w:eastAsia="Arial"/>
-          <w:lang w:val="en-GB" w:eastAsia="cs-CZ"/>
-        </w:rPr>
-        <w:t xml:space="preserve">contains two </w:t>
-      </w:r>
-      <w:proofErr w:type="spellStart"/>
-      <w:r>
-        <w:rPr>
-          <w:rFonts w:eastAsia="Arial"/>
-          <w:lang w:val="en-GB" w:eastAsia="cs-CZ"/>
-        </w:rPr>
         <w:t>subclauses</w:t>
       </w:r>
-      <w:proofErr w:type="spellEnd"/>
       <w:r>
         <w:rPr>
           <w:rFonts w:eastAsia="Arial"/>
@@ -2341,23 +1952,7 @@
           <w:rFonts w:eastAsia="Arial"/>
           <w:lang w:val="en-GB"/>
         </w:rPr>
-        <w:t xml:space="preserve">(contrasting pathway, curb, </w:t>
-      </w:r>
-      <w:proofErr w:type="spellStart"/>
-      <w:r>
-        <w:rPr>
-          <w:rFonts w:eastAsia="Arial"/>
-          <w:lang w:val="en-GB"/>
-        </w:rPr>
-        <w:t>cycleways</w:t>
-      </w:r>
-      <w:proofErr w:type="spellEnd"/>
-      <w:r>
-        <w:rPr>
-          <w:rFonts w:eastAsia="Arial"/>
-          <w:lang w:val="en-GB"/>
-        </w:rPr>
-        <w:t xml:space="preserve"> and footway)</w:t>
+        <w:t>(contrasting pathway, curb, cycleways and footway)</w:t>
       </w:r>
       <w:r>
         <w:rPr>
@@ -2421,7 +2016,7 @@
     </w:p>
     <w:p>
       <w:pPr>
-        <w:pStyle w:val="Nadpis1"/>
+        <w:pStyle w:val="Heading1"/>
         <w:rPr>
           <w:lang w:val="en-GB"/>
         </w:rPr>
@@ -2455,23 +2050,7 @@
           <w:rFonts w:eastAsia="Arial" w:cs="Arial"/>
           <w:lang w:val="en-GB"/>
         </w:rPr>
-        <w:t xml:space="preserve">contains two </w:t>
-      </w:r>
-      <w:proofErr w:type="spellStart"/>
-      <w:r>
-        <w:rPr>
-          <w:rFonts w:eastAsia="Arial" w:cs="Arial"/>
-          <w:lang w:val="en-GB"/>
-        </w:rPr>
-        <w:t>subclauses</w:t>
-      </w:r>
-      <w:proofErr w:type="spellEnd"/>
-      <w:r>
-        <w:rPr>
-          <w:rFonts w:eastAsia="Arial" w:cs="Arial"/>
-          <w:lang w:val="en-GB"/>
-        </w:rPr>
-        <w:t>. I</w:t>
+        <w:t>contains two subclauses. I</w:t>
       </w:r>
       <w:r>
         <w:rPr>
@@ -2528,23 +2107,7 @@
           <w:rFonts w:eastAsia="Arial" w:cs="Arial"/>
           <w:lang w:val="en-GB"/>
         </w:rPr>
-        <w:t xml:space="preserve">Second </w:t>
-      </w:r>
-      <w:proofErr w:type="spellStart"/>
-      <w:r>
-        <w:rPr>
-          <w:rFonts w:eastAsia="Arial" w:cs="Arial"/>
-          <w:lang w:val="en-GB"/>
-        </w:rPr>
-        <w:t>subclause</w:t>
-      </w:r>
-      <w:proofErr w:type="spellEnd"/>
-      <w:r>
-        <w:rPr>
-          <w:rFonts w:eastAsia="Arial" w:cs="Arial"/>
-          <w:lang w:val="en-GB"/>
-        </w:rPr>
-        <w:t xml:space="preserve"> describes </w:t>
+        <w:t xml:space="preserve">Second subclause describes </w:t>
       </w:r>
       <w:r>
         <w:rPr>
@@ -2565,7 +2128,7 @@
     </w:p>
     <w:p>
       <w:pPr>
-        <w:pStyle w:val="Nadpis1"/>
+        <w:pStyle w:val="Heading1"/>
         <w:rPr>
           <w:lang w:val="en-GB"/>
         </w:rPr>
@@ -2627,7 +2190,7 @@
     </w:p>
     <w:p>
       <w:pPr>
-        <w:pStyle w:val="Nadpis1"/>
+        <w:pStyle w:val="Heading1"/>
         <w:rPr>
           <w:lang w:val="en-GB"/>
         </w:rPr>
@@ -2686,7 +2249,7 @@
     </w:p>
     <w:p>
       <w:pPr>
-        <w:pStyle w:val="Nadpis1"/>
+        <w:pStyle w:val="Heading1"/>
         <w:rPr>
           <w:rFonts w:eastAsia="Arial"/>
           <w:lang w:val="en-GB"/>
@@ -2749,27 +2312,16 @@
           <w:rFonts w:eastAsia="Arial" w:cs="Arial"/>
           <w:lang w:val="en-GB"/>
         </w:rPr>
-        <w:t xml:space="preserve"> on </w:t>
-      </w:r>
-      <w:proofErr w:type="spellStart"/>
-      <w:r>
-        <w:rPr>
-          <w:rFonts w:eastAsia="Arial" w:cs="Arial"/>
-          <w:lang w:val="en-GB"/>
-        </w:rPr>
-        <w:t>robotaxis</w:t>
-      </w:r>
-      <w:proofErr w:type="spellEnd"/>
-      <w:r>
-        <w:rPr>
-          <w:rFonts w:eastAsia="Arial" w:cs="Arial"/>
-          <w:lang w:val="en-GB"/>
-        </w:rPr>
-        <w:t xml:space="preserve"> and the transformation of public space with the advent of mobile robots. </w:t>
+        <w:t xml:space="preserve"> on robotaxis and the transformation of public space with the advent of mobile robots. </w:t>
       </w:r>
     </w:p>
     <w:sectPr>
-      <w:footerReference w:type="default" r:id="rId13"/>
+      <w:headerReference w:type="even" r:id="rId13"/>
+      <w:headerReference w:type="default" r:id="rId14"/>
+      <w:footerReference w:type="even" r:id="rId15"/>
+      <w:footerReference w:type="default" r:id="rId16"/>
+      <w:headerReference w:type="first" r:id="rId17"/>
+      <w:footerReference w:type="first" r:id="rId18"/>
       <w:pgSz w:w="11907" w:h="16840"/>
       <w:pgMar w:top="1134" w:right="964" w:bottom="1134" w:left="1021" w:header="0" w:footer="113" w:gutter="0"/>
       <w:pgNumType w:start="1"/>
@@ -2780,7 +2332,7 @@
 </file>
 
 <file path=word/endnotes.xml><?xml version="1.0" encoding="utf-8"?>
-<w:endnotes xmlns:wpc="http://schemas.microsoft.com/office/word/2010/wordprocessingCanvas" xmlns:cx="http://schemas.microsoft.com/office/drawing/2014/chartex" xmlns:cx1="http://schemas.microsoft.com/office/drawing/2015/9/8/chartex" xmlns:mc="http://schemas.openxmlformats.org/markup-compatibility/2006" xmlns:o="urn:schemas-microsoft-com:office:office" xmlns:r="http://schemas.openxmlformats.org/officeDocument/2006/relationships" xmlns:m="http://schemas.openxmlformats.org/officeDocument/2006/math" xmlns:v="urn:schemas-microsoft-com:vml" xmlns:wp14="http://schemas.microsoft.com/office/word/2010/wordprocessingDrawing" xmlns:wp="http://schemas.openxmlformats.org/drawingml/2006/wordprocessingDrawing" xmlns:w10="urn:schemas-microsoft-com:office:word" xmlns:w="http://schemas.openxmlformats.org/wordprocessingml/2006/main" xmlns:w14="http://schemas.microsoft.com/office/word/2010/wordml" xmlns:w15="http://schemas.microsoft.com/office/word/2012/wordml" xmlns:w16se="http://schemas.microsoft.com/office/word/2015/wordml/symex" xmlns:wpg="http://schemas.microsoft.com/office/word/2010/wordprocessingGroup" xmlns:wpi="http://schemas.microsoft.com/office/word/2010/wordprocessingInk" xmlns:wne="http://schemas.microsoft.com/office/word/2006/wordml" xmlns:wps="http://schemas.microsoft.com/office/word/2010/wordprocessingShape" mc:Ignorable="w14 w15 w16se wp14">
+<w:endnotes xmlns:wpc="http://schemas.microsoft.com/office/word/2010/wordprocessingCanvas" xmlns:cx="http://schemas.microsoft.com/office/drawing/2014/chartex" xmlns:cx1="http://schemas.microsoft.com/office/drawing/2015/9/8/chartex" xmlns:cx2="http://schemas.microsoft.com/office/drawing/2015/10/21/chartex" xmlns:cx3="http://schemas.microsoft.com/office/drawing/2016/5/9/chartex" xmlns:cx4="http://schemas.microsoft.com/office/drawing/2016/5/10/chartex" xmlns:cx5="http://schemas.microsoft.com/office/drawing/2016/5/11/chartex" xmlns:cx6="http://schemas.microsoft.com/office/drawing/2016/5/12/chartex" xmlns:cx7="http://schemas.microsoft.com/office/drawing/2016/5/13/chartex" xmlns:cx8="http://schemas.microsoft.com/office/drawing/2016/5/14/chartex" xmlns:mc="http://schemas.openxmlformats.org/markup-compatibility/2006" xmlns:aink="http://schemas.microsoft.com/office/drawing/2016/ink" xmlns:am3d="http://schemas.microsoft.com/office/drawing/2017/model3d" xmlns:o="urn:schemas-microsoft-com:office:office" xmlns:oel="http://schemas.microsoft.com/office/2019/extlst" xmlns:r="http://schemas.openxmlformats.org/officeDocument/2006/relationships" xmlns:m="http://schemas.openxmlformats.org/officeDocument/2006/math" xmlns:v="urn:schemas-microsoft-com:vml" xmlns:wp14="http://schemas.microsoft.com/office/word/2010/wordprocessingDrawing" xmlns:wp="http://schemas.openxmlformats.org/drawingml/2006/wordprocessingDrawing" xmlns:w10="urn:schemas-microsoft-com:office:word" xmlns:w="http://schemas.openxmlformats.org/wordprocessingml/2006/main" xmlns:w14="http://schemas.microsoft.com/office/word/2010/wordml" xmlns:w15="http://schemas.microsoft.com/office/word/2012/wordml" xmlns:w16cex="http://schemas.microsoft.com/office/word/2018/wordml/cex" xmlns:w16cid="http://schemas.microsoft.com/office/word/2016/wordml/cid" xmlns:w16="http://schemas.microsoft.com/office/word/2018/wordml" xmlns:w16du="http://schemas.microsoft.com/office/word/2023/wordml/word16du" xmlns:w16sdtdh="http://schemas.microsoft.com/office/word/2020/wordml/sdtdatahash" xmlns:w16sdtfl="http://schemas.microsoft.com/office/word/2024/wordml/sdtformatlock" xmlns:w16se="http://schemas.microsoft.com/office/word/2015/wordml/symex" xmlns:wpg="http://schemas.microsoft.com/office/word/2010/wordprocessingGroup" xmlns:wpi="http://schemas.microsoft.com/office/word/2010/wordprocessingInk" xmlns:wne="http://schemas.microsoft.com/office/word/2006/wordml" xmlns:wps="http://schemas.microsoft.com/office/word/2010/wordprocessingShape" mc:Ignorable="w14 w15 w16se w16cid w16 w16cex w16sdtdh w16sdtfl w16du wp14">
   <w:endnote w:type="separator" w:id="-1">
     <w:p>
       <w:r>
@@ -2799,7 +2351,17 @@
 </file>
 
 <file path=word/footer1.xml><?xml version="1.0" encoding="utf-8"?>
-<w:ftr xmlns:wpc="http://schemas.microsoft.com/office/word/2010/wordprocessingCanvas" xmlns:cx="http://schemas.microsoft.com/office/drawing/2014/chartex" xmlns:cx1="http://schemas.microsoft.com/office/drawing/2015/9/8/chartex" xmlns:mc="http://schemas.openxmlformats.org/markup-compatibility/2006" xmlns:o="urn:schemas-microsoft-com:office:office" xmlns:r="http://schemas.openxmlformats.org/officeDocument/2006/relationships" xmlns:m="http://schemas.openxmlformats.org/officeDocument/2006/math" xmlns:v="urn:schemas-microsoft-com:vml" xmlns:wp14="http://schemas.microsoft.com/office/word/2010/wordprocessingDrawing" xmlns:wp="http://schemas.openxmlformats.org/drawingml/2006/wordprocessingDrawing" xmlns:w10="urn:schemas-microsoft-com:office:word" xmlns:w="http://schemas.openxmlformats.org/wordprocessingml/2006/main" xmlns:w14="http://schemas.microsoft.com/office/word/2010/wordml" xmlns:w15="http://schemas.microsoft.com/office/word/2012/wordml" xmlns:w16se="http://schemas.microsoft.com/office/word/2015/wordml/symex" xmlns:wpg="http://schemas.microsoft.com/office/word/2010/wordprocessingGroup" xmlns:wpi="http://schemas.microsoft.com/office/word/2010/wordprocessingInk" xmlns:wne="http://schemas.microsoft.com/office/word/2006/wordml" xmlns:wps="http://schemas.microsoft.com/office/word/2010/wordprocessingShape" mc:Ignorable="w14 w15 w16se wp14">
+<w:ftr xmlns:wpc="http://schemas.microsoft.com/office/word/2010/wordprocessingCanvas" xmlns:cx="http://schemas.microsoft.com/office/drawing/2014/chartex" xmlns:cx1="http://schemas.microsoft.com/office/drawing/2015/9/8/chartex" xmlns:cx2="http://schemas.microsoft.com/office/drawing/2015/10/21/chartex" xmlns:cx3="http://schemas.microsoft.com/office/drawing/2016/5/9/chartex" xmlns:cx4="http://schemas.microsoft.com/office/drawing/2016/5/10/chartex" xmlns:cx5="http://schemas.microsoft.com/office/drawing/2016/5/11/chartex" xmlns:cx6="http://schemas.microsoft.com/office/drawing/2016/5/12/chartex" xmlns:cx7="http://schemas.microsoft.com/office/drawing/2016/5/13/chartex" xmlns:cx8="http://schemas.microsoft.com/office/drawing/2016/5/14/chartex" xmlns:mc="http://schemas.openxmlformats.org/markup-compatibility/2006" xmlns:aink="http://schemas.microsoft.com/office/drawing/2016/ink" xmlns:am3d="http://schemas.microsoft.com/office/drawing/2017/model3d" xmlns:o="urn:schemas-microsoft-com:office:office" xmlns:oel="http://schemas.microsoft.com/office/2019/extlst" xmlns:r="http://schemas.openxmlformats.org/officeDocument/2006/relationships" xmlns:m="http://schemas.openxmlformats.org/officeDocument/2006/math" xmlns:v="urn:schemas-microsoft-com:vml" xmlns:wp14="http://schemas.microsoft.com/office/word/2010/wordprocessingDrawing" xmlns:wp="http://schemas.openxmlformats.org/drawingml/2006/wordprocessingDrawing" xmlns:w10="urn:schemas-microsoft-com:office:word" xmlns:w="http://schemas.openxmlformats.org/wordprocessingml/2006/main" xmlns:w14="http://schemas.microsoft.com/office/word/2010/wordml" xmlns:w15="http://schemas.microsoft.com/office/word/2012/wordml" xmlns:w16cex="http://schemas.microsoft.com/office/word/2018/wordml/cex" xmlns:w16cid="http://schemas.microsoft.com/office/word/2016/wordml/cid" xmlns:w16="http://schemas.microsoft.com/office/word/2018/wordml" xmlns:w16du="http://schemas.microsoft.com/office/word/2023/wordml/word16du" xmlns:w16sdtdh="http://schemas.microsoft.com/office/word/2020/wordml/sdtdatahash" xmlns:w16sdtfl="http://schemas.microsoft.com/office/word/2024/wordml/sdtformatlock" xmlns:w16se="http://schemas.microsoft.com/office/word/2015/wordml/symex" xmlns:wpg="http://schemas.microsoft.com/office/word/2010/wordprocessingGroup" xmlns:wpi="http://schemas.microsoft.com/office/word/2010/wordprocessingInk" xmlns:wne="http://schemas.microsoft.com/office/word/2006/wordml" xmlns:wps="http://schemas.microsoft.com/office/word/2010/wordprocessingShape" mc:Ignorable="w14 w15 w16se w16cid w16 w16cex w16sdtdh w16sdtfl w16du wp14">
+  <w:p>
+    <w:pPr>
+      <w:pStyle w:val="Footer"/>
+    </w:pPr>
+  </w:p>
+</w:ftr>
+</file>
+
+<file path=word/footer2.xml><?xml version="1.0" encoding="utf-8"?>
+<w:ftr xmlns:wpc="http://schemas.microsoft.com/office/word/2010/wordprocessingCanvas" xmlns:cx="http://schemas.microsoft.com/office/drawing/2014/chartex" xmlns:cx1="http://schemas.microsoft.com/office/drawing/2015/9/8/chartex" xmlns:cx2="http://schemas.microsoft.com/office/drawing/2015/10/21/chartex" xmlns:cx3="http://schemas.microsoft.com/office/drawing/2016/5/9/chartex" xmlns:cx4="http://schemas.microsoft.com/office/drawing/2016/5/10/chartex" xmlns:cx5="http://schemas.microsoft.com/office/drawing/2016/5/11/chartex" xmlns:cx6="http://schemas.microsoft.com/office/drawing/2016/5/12/chartex" xmlns:cx7="http://schemas.microsoft.com/office/drawing/2016/5/13/chartex" xmlns:cx8="http://schemas.microsoft.com/office/drawing/2016/5/14/chartex" xmlns:mc="http://schemas.openxmlformats.org/markup-compatibility/2006" xmlns:aink="http://schemas.microsoft.com/office/drawing/2016/ink" xmlns:am3d="http://schemas.microsoft.com/office/drawing/2017/model3d" xmlns:o="urn:schemas-microsoft-com:office:office" xmlns:oel="http://schemas.microsoft.com/office/2019/extlst" xmlns:r="http://schemas.openxmlformats.org/officeDocument/2006/relationships" xmlns:m="http://schemas.openxmlformats.org/officeDocument/2006/math" xmlns:v="urn:schemas-microsoft-com:vml" xmlns:wp14="http://schemas.microsoft.com/office/word/2010/wordprocessingDrawing" xmlns:wp="http://schemas.openxmlformats.org/drawingml/2006/wordprocessingDrawing" xmlns:w10="urn:schemas-microsoft-com:office:word" xmlns:w="http://schemas.openxmlformats.org/wordprocessingml/2006/main" xmlns:w14="http://schemas.microsoft.com/office/word/2010/wordml" xmlns:w15="http://schemas.microsoft.com/office/word/2012/wordml" xmlns:w16cex="http://schemas.microsoft.com/office/word/2018/wordml/cex" xmlns:w16cid="http://schemas.microsoft.com/office/word/2016/wordml/cid" xmlns:w16="http://schemas.microsoft.com/office/word/2018/wordml" xmlns:w16du="http://schemas.microsoft.com/office/word/2023/wordml/word16du" xmlns:w16sdtdh="http://schemas.microsoft.com/office/word/2020/wordml/sdtdatahash" xmlns:w16sdtfl="http://schemas.microsoft.com/office/word/2024/wordml/sdtformatlock" xmlns:w16se="http://schemas.microsoft.com/office/word/2015/wordml/symex" xmlns:wpg="http://schemas.microsoft.com/office/word/2010/wordprocessingGroup" xmlns:wpi="http://schemas.microsoft.com/office/word/2010/wordprocessingInk" xmlns:wne="http://schemas.microsoft.com/office/word/2006/wordml" xmlns:wps="http://schemas.microsoft.com/office/word/2010/wordprocessingShape" mc:Ignorable="w14 w15 w16se w16cid w16 w16cex w16sdtdh w16sdtfl w16du wp14">
   <w:p>
     <w:pPr>
       <w:spacing w:after="708"/>
@@ -2856,8 +2418,18 @@
 </w:ftr>
 </file>
 
+<file path=word/footer3.xml><?xml version="1.0" encoding="utf-8"?>
+<w:ftr xmlns:wpc="http://schemas.microsoft.com/office/word/2010/wordprocessingCanvas" xmlns:cx="http://schemas.microsoft.com/office/drawing/2014/chartex" xmlns:cx1="http://schemas.microsoft.com/office/drawing/2015/9/8/chartex" xmlns:cx2="http://schemas.microsoft.com/office/drawing/2015/10/21/chartex" xmlns:cx3="http://schemas.microsoft.com/office/drawing/2016/5/9/chartex" xmlns:cx4="http://schemas.microsoft.com/office/drawing/2016/5/10/chartex" xmlns:cx5="http://schemas.microsoft.com/office/drawing/2016/5/11/chartex" xmlns:cx6="http://schemas.microsoft.com/office/drawing/2016/5/12/chartex" xmlns:cx7="http://schemas.microsoft.com/office/drawing/2016/5/13/chartex" xmlns:cx8="http://schemas.microsoft.com/office/drawing/2016/5/14/chartex" xmlns:mc="http://schemas.openxmlformats.org/markup-compatibility/2006" xmlns:aink="http://schemas.microsoft.com/office/drawing/2016/ink" xmlns:am3d="http://schemas.microsoft.com/office/drawing/2017/model3d" xmlns:o="urn:schemas-microsoft-com:office:office" xmlns:oel="http://schemas.microsoft.com/office/2019/extlst" xmlns:r="http://schemas.openxmlformats.org/officeDocument/2006/relationships" xmlns:m="http://schemas.openxmlformats.org/officeDocument/2006/math" xmlns:v="urn:schemas-microsoft-com:vml" xmlns:wp14="http://schemas.microsoft.com/office/word/2010/wordprocessingDrawing" xmlns:wp="http://schemas.openxmlformats.org/drawingml/2006/wordprocessingDrawing" xmlns:w10="urn:schemas-microsoft-com:office:word" xmlns:w="http://schemas.openxmlformats.org/wordprocessingml/2006/main" xmlns:w14="http://schemas.microsoft.com/office/word/2010/wordml" xmlns:w15="http://schemas.microsoft.com/office/word/2012/wordml" xmlns:w16cex="http://schemas.microsoft.com/office/word/2018/wordml/cex" xmlns:w16cid="http://schemas.microsoft.com/office/word/2016/wordml/cid" xmlns:w16="http://schemas.microsoft.com/office/word/2018/wordml" xmlns:w16du="http://schemas.microsoft.com/office/word/2023/wordml/word16du" xmlns:w16sdtdh="http://schemas.microsoft.com/office/word/2020/wordml/sdtdatahash" xmlns:w16sdtfl="http://schemas.microsoft.com/office/word/2024/wordml/sdtformatlock" xmlns:w16se="http://schemas.microsoft.com/office/word/2015/wordml/symex" xmlns:wpg="http://schemas.microsoft.com/office/word/2010/wordprocessingGroup" xmlns:wpi="http://schemas.microsoft.com/office/word/2010/wordprocessingInk" xmlns:wne="http://schemas.microsoft.com/office/word/2006/wordml" xmlns:wps="http://schemas.microsoft.com/office/word/2010/wordprocessingShape" mc:Ignorable="w14 w15 w16se w16cid w16 w16cex w16sdtdh w16sdtfl w16du wp14">
+  <w:p>
+    <w:pPr>
+      <w:pStyle w:val="Footer"/>
+    </w:pPr>
+  </w:p>
+</w:ftr>
+</file>
+
 <file path=word/footnotes.xml><?xml version="1.0" encoding="utf-8"?>
-<w:footnotes xmlns:wpc="http://schemas.microsoft.com/office/word/2010/wordprocessingCanvas" xmlns:cx="http://schemas.microsoft.com/office/drawing/2014/chartex" xmlns:cx1="http://schemas.microsoft.com/office/drawing/2015/9/8/chartex" xmlns:mc="http://schemas.openxmlformats.org/markup-compatibility/2006" xmlns:o="urn:schemas-microsoft-com:office:office" xmlns:r="http://schemas.openxmlformats.org/officeDocument/2006/relationships" xmlns:m="http://schemas.openxmlformats.org/officeDocument/2006/math" xmlns:v="urn:schemas-microsoft-com:vml" xmlns:wp14="http://schemas.microsoft.com/office/word/2010/wordprocessingDrawing" xmlns:wp="http://schemas.openxmlformats.org/drawingml/2006/wordprocessingDrawing" xmlns:w10="urn:schemas-microsoft-com:office:word" xmlns:w="http://schemas.openxmlformats.org/wordprocessingml/2006/main" xmlns:w14="http://schemas.microsoft.com/office/word/2010/wordml" xmlns:w15="http://schemas.microsoft.com/office/word/2012/wordml" xmlns:w16se="http://schemas.microsoft.com/office/word/2015/wordml/symex" xmlns:wpg="http://schemas.microsoft.com/office/word/2010/wordprocessingGroup" xmlns:wpi="http://schemas.microsoft.com/office/word/2010/wordprocessingInk" xmlns:wne="http://schemas.microsoft.com/office/word/2006/wordml" xmlns:wps="http://schemas.microsoft.com/office/word/2010/wordprocessingShape" mc:Ignorable="w14 w15 w16se wp14">
+<w:footnotes xmlns:wpc="http://schemas.microsoft.com/office/word/2010/wordprocessingCanvas" xmlns:cx="http://schemas.microsoft.com/office/drawing/2014/chartex" xmlns:cx1="http://schemas.microsoft.com/office/drawing/2015/9/8/chartex" xmlns:cx2="http://schemas.microsoft.com/office/drawing/2015/10/21/chartex" xmlns:cx3="http://schemas.microsoft.com/office/drawing/2016/5/9/chartex" xmlns:cx4="http://schemas.microsoft.com/office/drawing/2016/5/10/chartex" xmlns:cx5="http://schemas.microsoft.com/office/drawing/2016/5/11/chartex" xmlns:cx6="http://schemas.microsoft.com/office/drawing/2016/5/12/chartex" xmlns:cx7="http://schemas.microsoft.com/office/drawing/2016/5/13/chartex" xmlns:cx8="http://schemas.microsoft.com/office/drawing/2016/5/14/chartex" xmlns:mc="http://schemas.openxmlformats.org/markup-compatibility/2006" xmlns:aink="http://schemas.microsoft.com/office/drawing/2016/ink" xmlns:am3d="http://schemas.microsoft.com/office/drawing/2017/model3d" xmlns:o="urn:schemas-microsoft-com:office:office" xmlns:oel="http://schemas.microsoft.com/office/2019/extlst" xmlns:r="http://schemas.openxmlformats.org/officeDocument/2006/relationships" xmlns:m="http://schemas.openxmlformats.org/officeDocument/2006/math" xmlns:v="urn:schemas-microsoft-com:vml" xmlns:wp14="http://schemas.microsoft.com/office/word/2010/wordprocessingDrawing" xmlns:wp="http://schemas.openxmlformats.org/drawingml/2006/wordprocessingDrawing" xmlns:w10="urn:schemas-microsoft-com:office:word" xmlns:w="http://schemas.openxmlformats.org/wordprocessingml/2006/main" xmlns:w14="http://schemas.microsoft.com/office/word/2010/wordml" xmlns:w15="http://schemas.microsoft.com/office/word/2012/wordml" xmlns:w16cex="http://schemas.microsoft.com/office/word/2018/wordml/cex" xmlns:w16cid="http://schemas.microsoft.com/office/word/2016/wordml/cid" xmlns:w16="http://schemas.microsoft.com/office/word/2018/wordml" xmlns:w16du="http://schemas.microsoft.com/office/word/2023/wordml/word16du" xmlns:w16sdtdh="http://schemas.microsoft.com/office/word/2020/wordml/sdtdatahash" xmlns:w16sdtfl="http://schemas.microsoft.com/office/word/2024/wordml/sdtformatlock" xmlns:w16se="http://schemas.microsoft.com/office/word/2015/wordml/symex" xmlns:wpg="http://schemas.microsoft.com/office/word/2010/wordprocessingGroup" xmlns:wpi="http://schemas.microsoft.com/office/word/2010/wordprocessingInk" xmlns:wne="http://schemas.microsoft.com/office/word/2006/wordml" xmlns:wps="http://schemas.microsoft.com/office/word/2010/wordprocessingShape" mc:Ignorable="w14 w15 w16se w16cid w16 w16cex w16sdtdh w16sdtfl w16du wp14">
   <w:footnote w:type="separator" w:id="-1">
     <w:p>
       <w:r>
@@ -2875,9 +2447,128 @@
 </w:footnotes>
 </file>
 
+<file path=word/header1.xml><?xml version="1.0" encoding="utf-8"?>
+<w:hdr xmlns:wpc="http://schemas.microsoft.com/office/word/2010/wordprocessingCanvas" xmlns:cx="http://schemas.microsoft.com/office/drawing/2014/chartex" xmlns:cx1="http://schemas.microsoft.com/office/drawing/2015/9/8/chartex" xmlns:cx2="http://schemas.microsoft.com/office/drawing/2015/10/21/chartex" xmlns:cx3="http://schemas.microsoft.com/office/drawing/2016/5/9/chartex" xmlns:cx4="http://schemas.microsoft.com/office/drawing/2016/5/10/chartex" xmlns:cx5="http://schemas.microsoft.com/office/drawing/2016/5/11/chartex" xmlns:cx6="http://schemas.microsoft.com/office/drawing/2016/5/12/chartex" xmlns:cx7="http://schemas.microsoft.com/office/drawing/2016/5/13/chartex" xmlns:cx8="http://schemas.microsoft.com/office/drawing/2016/5/14/chartex" xmlns:mc="http://schemas.openxmlformats.org/markup-compatibility/2006" xmlns:aink="http://schemas.microsoft.com/office/drawing/2016/ink" xmlns:am3d="http://schemas.microsoft.com/office/drawing/2017/model3d" xmlns:o="urn:schemas-microsoft-com:office:office" xmlns:oel="http://schemas.microsoft.com/office/2019/extlst" xmlns:r="http://schemas.openxmlformats.org/officeDocument/2006/relationships" xmlns:m="http://schemas.openxmlformats.org/officeDocument/2006/math" xmlns:v="urn:schemas-microsoft-com:vml" xmlns:wp14="http://schemas.microsoft.com/office/word/2010/wordprocessingDrawing" xmlns:wp="http://schemas.openxmlformats.org/drawingml/2006/wordprocessingDrawing" xmlns:w10="urn:schemas-microsoft-com:office:word" xmlns:w="http://schemas.openxmlformats.org/wordprocessingml/2006/main" xmlns:w14="http://schemas.microsoft.com/office/word/2010/wordml" xmlns:w15="http://schemas.microsoft.com/office/word/2012/wordml" xmlns:w16cex="http://schemas.microsoft.com/office/word/2018/wordml/cex" xmlns:w16cid="http://schemas.microsoft.com/office/word/2016/wordml/cid" xmlns:w16="http://schemas.microsoft.com/office/word/2018/wordml" xmlns:w16du="http://schemas.microsoft.com/office/word/2023/wordml/word16du" xmlns:w16sdtdh="http://schemas.microsoft.com/office/word/2020/wordml/sdtdatahash" xmlns:w16sdtfl="http://schemas.microsoft.com/office/word/2024/wordml/sdtformatlock" xmlns:w16se="http://schemas.microsoft.com/office/word/2015/wordml/symex" xmlns:wpg="http://schemas.microsoft.com/office/word/2010/wordprocessingGroup" xmlns:wpi="http://schemas.microsoft.com/office/word/2010/wordprocessingInk" xmlns:wne="http://schemas.microsoft.com/office/word/2006/wordml" xmlns:wps="http://schemas.microsoft.com/office/word/2010/wordprocessingShape" mc:Ignorable="w14 w15 w16se w16cid w16 w16cex w16sdtdh w16sdtfl w16du wp14">
+  <w:p>
+    <w:pPr>
+      <w:pStyle w:val="Header"/>
+    </w:pPr>
+  </w:p>
+</w:hdr>
+</file>
+
+<file path=word/header2.xml><?xml version="1.0" encoding="utf-8"?>
+<w:hdr xmlns:wpc="http://schemas.microsoft.com/office/word/2010/wordprocessingCanvas" xmlns:cx="http://schemas.microsoft.com/office/drawing/2014/chartex" xmlns:cx1="http://schemas.microsoft.com/office/drawing/2015/9/8/chartex" xmlns:cx2="http://schemas.microsoft.com/office/drawing/2015/10/21/chartex" xmlns:cx3="http://schemas.microsoft.com/office/drawing/2016/5/9/chartex" xmlns:cx4="http://schemas.microsoft.com/office/drawing/2016/5/10/chartex" xmlns:cx5="http://schemas.microsoft.com/office/drawing/2016/5/11/chartex" xmlns:cx6="http://schemas.microsoft.com/office/drawing/2016/5/12/chartex" xmlns:cx7="http://schemas.microsoft.com/office/drawing/2016/5/13/chartex" xmlns:cx8="http://schemas.microsoft.com/office/drawing/2016/5/14/chartex" xmlns:mc="http://schemas.openxmlformats.org/markup-compatibility/2006" xmlns:aink="http://schemas.microsoft.com/office/drawing/2016/ink" xmlns:am3d="http://schemas.microsoft.com/office/drawing/2017/model3d" xmlns:o="urn:schemas-microsoft-com:office:office" xmlns:oel="http://schemas.microsoft.com/office/2019/extlst" xmlns:r="http://schemas.openxmlformats.org/officeDocument/2006/relationships" xmlns:m="http://schemas.openxmlformats.org/officeDocument/2006/math" xmlns:v="urn:schemas-microsoft-com:vml" xmlns:wp14="http://schemas.microsoft.com/office/word/2010/wordprocessingDrawing" xmlns:wp="http://schemas.openxmlformats.org/drawingml/2006/wordprocessingDrawing" xmlns:w10="urn:schemas-microsoft-com:office:word" xmlns:w="http://schemas.openxmlformats.org/wordprocessingml/2006/main" xmlns:w14="http://schemas.microsoft.com/office/word/2010/wordml" xmlns:w15="http://schemas.microsoft.com/office/word/2012/wordml" xmlns:w16cex="http://schemas.microsoft.com/office/word/2018/wordml/cex" xmlns:w16cid="http://schemas.microsoft.com/office/word/2016/wordml/cid" xmlns:w16="http://schemas.microsoft.com/office/word/2018/wordml" xmlns:w16du="http://schemas.microsoft.com/office/word/2023/wordml/word16du" xmlns:w16sdtdh="http://schemas.microsoft.com/office/word/2020/wordml/sdtdatahash" xmlns:w16sdtfl="http://schemas.microsoft.com/office/word/2024/wordml/sdtformatlock" xmlns:w16se="http://schemas.microsoft.com/office/word/2015/wordml/symex" xmlns:wpg="http://schemas.microsoft.com/office/word/2010/wordprocessingGroup" xmlns:wpi="http://schemas.microsoft.com/office/word/2010/wordprocessingInk" xmlns:wne="http://schemas.microsoft.com/office/word/2006/wordml" xmlns:wps="http://schemas.microsoft.com/office/word/2010/wordprocessingShape" mc:Ignorable="w14 w15 w16se w16cid w16 w16cex w16sdtdh w16sdtfl w16du wp14">
+  <w:p>
+    <w:pPr>
+      <w:pStyle w:val="Header"/>
+    </w:pPr>
+  </w:p>
+</w:hdr>
+</file>
+
+<file path=word/header3.xml><?xml version="1.0" encoding="utf-8"?>
+<w:hdr xmlns:wpc="http://schemas.microsoft.com/office/word/2010/wordprocessingCanvas" xmlns:cx="http://schemas.microsoft.com/office/drawing/2014/chartex" xmlns:cx1="http://schemas.microsoft.com/office/drawing/2015/9/8/chartex" xmlns:cx2="http://schemas.microsoft.com/office/drawing/2015/10/21/chartex" xmlns:cx3="http://schemas.microsoft.com/office/drawing/2016/5/9/chartex" xmlns:cx4="http://schemas.microsoft.com/office/drawing/2016/5/10/chartex" xmlns:cx5="http://schemas.microsoft.com/office/drawing/2016/5/11/chartex" xmlns:cx6="http://schemas.microsoft.com/office/drawing/2016/5/12/chartex" xmlns:cx7="http://schemas.microsoft.com/office/drawing/2016/5/13/chartex" xmlns:cx8="http://schemas.microsoft.com/office/drawing/2016/5/14/chartex" xmlns:mc="http://schemas.openxmlformats.org/markup-compatibility/2006" xmlns:aink="http://schemas.microsoft.com/office/drawing/2016/ink" xmlns:am3d="http://schemas.microsoft.com/office/drawing/2017/model3d" xmlns:o="urn:schemas-microsoft-com:office:office" xmlns:oel="http://schemas.microsoft.com/office/2019/extlst" xmlns:r="http://schemas.openxmlformats.org/officeDocument/2006/relationships" xmlns:m="http://schemas.openxmlformats.org/officeDocument/2006/math" xmlns:v="urn:schemas-microsoft-com:vml" xmlns:wp14="http://schemas.microsoft.com/office/word/2010/wordprocessingDrawing" xmlns:wp="http://schemas.openxmlformats.org/drawingml/2006/wordprocessingDrawing" xmlns:w10="urn:schemas-microsoft-com:office:word" xmlns:w="http://schemas.openxmlformats.org/wordprocessingml/2006/main" xmlns:w14="http://schemas.microsoft.com/office/word/2010/wordml" xmlns:w15="http://schemas.microsoft.com/office/word/2012/wordml" xmlns:w16cex="http://schemas.microsoft.com/office/word/2018/wordml/cex" xmlns:w16cid="http://schemas.microsoft.com/office/word/2016/wordml/cid" xmlns:w16="http://schemas.microsoft.com/office/word/2018/wordml" xmlns:w16du="http://schemas.microsoft.com/office/word/2023/wordml/word16du" xmlns:w16sdtdh="http://schemas.microsoft.com/office/word/2020/wordml/sdtdatahash" xmlns:w16sdtfl="http://schemas.microsoft.com/office/word/2024/wordml/sdtformatlock" xmlns:w16se="http://schemas.microsoft.com/office/word/2015/wordml/symex" xmlns:wpg="http://schemas.microsoft.com/office/word/2010/wordprocessingGroup" xmlns:wpi="http://schemas.microsoft.com/office/word/2010/wordprocessingInk" xmlns:wne="http://schemas.microsoft.com/office/word/2006/wordml" xmlns:wps="http://schemas.microsoft.com/office/word/2010/wordprocessingShape" mc:Ignorable="w14 w15 w16se w16cid w16 w16cex w16sdtdh w16sdtfl w16du wp14">
+  <w:p>
+    <w:pPr>
+      <w:pStyle w:val="Header"/>
+    </w:pPr>
+  </w:p>
+</w:hdr>
+</file>
+
 <file path=word/numbering.xml><?xml version="1.0" encoding="utf-8"?>
-<w:numbering xmlns:wpc="http://schemas.microsoft.com/office/word/2010/wordprocessingCanvas" xmlns:cx="http://schemas.microsoft.com/office/drawing/2014/chartex" xmlns:cx1="http://schemas.microsoft.com/office/drawing/2015/9/8/chartex" xmlns:mc="http://schemas.openxmlformats.org/markup-compatibility/2006" xmlns:o="urn:schemas-microsoft-com:office:office" xmlns:r="http://schemas.openxmlformats.org/officeDocument/2006/relationships" xmlns:m="http://schemas.openxmlformats.org/officeDocument/2006/math" xmlns:v="urn:schemas-microsoft-com:vml" xmlns:wp14="http://schemas.microsoft.com/office/word/2010/wordprocessingDrawing" xmlns:wp="http://schemas.openxmlformats.org/drawingml/2006/wordprocessingDrawing" xmlns:w10="urn:schemas-microsoft-com:office:word" xmlns:w="http://schemas.openxmlformats.org/wordprocessingml/2006/main" xmlns:w14="http://schemas.microsoft.com/office/word/2010/wordml" xmlns:w15="http://schemas.microsoft.com/office/word/2012/wordml" xmlns:w16se="http://schemas.microsoft.com/office/word/2015/wordml/symex" xmlns:wpg="http://schemas.microsoft.com/office/word/2010/wordprocessingGroup" xmlns:wpi="http://schemas.microsoft.com/office/word/2010/wordprocessingInk" xmlns:wne="http://schemas.microsoft.com/office/word/2006/wordml" xmlns:wps="http://schemas.microsoft.com/office/word/2010/wordprocessingShape" mc:Ignorable="w14 w15 w16se wp14">
+<w:numbering xmlns:wpc="http://schemas.microsoft.com/office/word/2010/wordprocessingCanvas" xmlns:cx="http://schemas.microsoft.com/office/drawing/2014/chartex" xmlns:cx1="http://schemas.microsoft.com/office/drawing/2015/9/8/chartex" xmlns:cx2="http://schemas.microsoft.com/office/drawing/2015/10/21/chartex" xmlns:cx3="http://schemas.microsoft.com/office/drawing/2016/5/9/chartex" xmlns:cx4="http://schemas.microsoft.com/office/drawing/2016/5/10/chartex" xmlns:cx5="http://schemas.microsoft.com/office/drawing/2016/5/11/chartex" xmlns:cx6="http://schemas.microsoft.com/office/drawing/2016/5/12/chartex" xmlns:cx7="http://schemas.microsoft.com/office/drawing/2016/5/13/chartex" xmlns:cx8="http://schemas.microsoft.com/office/drawing/2016/5/14/chartex" xmlns:mc="http://schemas.openxmlformats.org/markup-compatibility/2006" xmlns:aink="http://schemas.microsoft.com/office/drawing/2016/ink" xmlns:am3d="http://schemas.microsoft.com/office/drawing/2017/model3d" xmlns:o="urn:schemas-microsoft-com:office:office" xmlns:oel="http://schemas.microsoft.com/office/2019/extlst" xmlns:r="http://schemas.openxmlformats.org/officeDocument/2006/relationships" xmlns:m="http://schemas.openxmlformats.org/officeDocument/2006/math" xmlns:v="urn:schemas-microsoft-com:vml" xmlns:wp14="http://schemas.microsoft.com/office/word/2010/wordprocessingDrawing" xmlns:wp="http://schemas.openxmlformats.org/drawingml/2006/wordprocessingDrawing" xmlns:w10="urn:schemas-microsoft-com:office:word" xmlns:w="http://schemas.openxmlformats.org/wordprocessingml/2006/main" xmlns:w14="http://schemas.microsoft.com/office/word/2010/wordml" xmlns:w15="http://schemas.microsoft.com/office/word/2012/wordml" xmlns:w16cex="http://schemas.microsoft.com/office/word/2018/wordml/cex" xmlns:w16cid="http://schemas.microsoft.com/office/word/2016/wordml/cid" xmlns:w16="http://schemas.microsoft.com/office/word/2018/wordml" xmlns:w16du="http://schemas.microsoft.com/office/word/2023/wordml/word16du" xmlns:w16sdtdh="http://schemas.microsoft.com/office/word/2020/wordml/sdtdatahash" xmlns:w16sdtfl="http://schemas.microsoft.com/office/word/2024/wordml/sdtformatlock" xmlns:w16se="http://schemas.microsoft.com/office/word/2015/wordml/symex" xmlns:wpg="http://schemas.microsoft.com/office/word/2010/wordprocessingGroup" xmlns:wpi="http://schemas.microsoft.com/office/word/2010/wordprocessingInk" xmlns:wne="http://schemas.microsoft.com/office/word/2006/wordml" xmlns:wps="http://schemas.microsoft.com/office/word/2010/wordprocessingShape" mc:Ignorable="w14 w15 w16se w16cid w16 w16cex w16sdtdh w16sdtfl w16du wp14">
   <w:abstractNum w:abstractNumId="0" w15:restartNumberingAfterBreak="0">
+    <w:nsid w:val="0A3F5042"/>
+    <w:multiLevelType w:val="hybridMultilevel"/>
+    <w:tmpl w:val="72B405C0"/>
+    <w:lvl w:ilvl="0" w:tplc="0809000F">
+      <w:start w:val="1"/>
+      <w:numFmt w:val="decimal"/>
+      <w:lvlText w:val="%1."/>
+      <w:lvlJc w:val="left"/>
+      <w:pPr>
+        <w:ind w:left="720" w:hanging="360"/>
+      </w:pPr>
+      <w:rPr>
+        <w:rFonts w:hint="default"/>
+      </w:rPr>
+    </w:lvl>
+    <w:lvl w:ilvl="1" w:tplc="FFFFFFFF" w:tentative="1">
+      <w:start w:val="1"/>
+      <w:numFmt w:val="lowerLetter"/>
+      <w:lvlText w:val="%2."/>
+      <w:lvlJc w:val="left"/>
+      <w:pPr>
+        <w:ind w:left="1440" w:hanging="360"/>
+      </w:pPr>
+    </w:lvl>
+    <w:lvl w:ilvl="2" w:tplc="FFFFFFFF" w:tentative="1">
+      <w:start w:val="1"/>
+      <w:numFmt w:val="lowerRoman"/>
+      <w:lvlText w:val="%3."/>
+      <w:lvlJc w:val="right"/>
+      <w:pPr>
+        <w:ind w:left="2160" w:hanging="180"/>
+      </w:pPr>
+    </w:lvl>
+    <w:lvl w:ilvl="3" w:tplc="FFFFFFFF" w:tentative="1">
+      <w:start w:val="1"/>
+      <w:numFmt w:val="decimal"/>
+      <w:lvlText w:val="%4."/>
+      <w:lvlJc w:val="left"/>
+      <w:pPr>
+        <w:ind w:left="2880" w:hanging="360"/>
+      </w:pPr>
+    </w:lvl>
+    <w:lvl w:ilvl="4" w:tplc="FFFFFFFF" w:tentative="1">
+      <w:start w:val="1"/>
+      <w:numFmt w:val="lowerLetter"/>
+      <w:lvlText w:val="%5."/>
+      <w:lvlJc w:val="left"/>
+      <w:pPr>
+        <w:ind w:left="3600" w:hanging="360"/>
+      </w:pPr>
+    </w:lvl>
+    <w:lvl w:ilvl="5" w:tplc="FFFFFFFF" w:tentative="1">
+      <w:start w:val="1"/>
+      <w:numFmt w:val="lowerRoman"/>
+      <w:lvlText w:val="%6."/>
+      <w:lvlJc w:val="right"/>
+      <w:pPr>
+        <w:ind w:left="4320" w:hanging="180"/>
+      </w:pPr>
+    </w:lvl>
+    <w:lvl w:ilvl="6" w:tplc="FFFFFFFF" w:tentative="1">
+      <w:start w:val="1"/>
+      <w:numFmt w:val="decimal"/>
+      <w:lvlText w:val="%7."/>
+      <w:lvlJc w:val="left"/>
+      <w:pPr>
+        <w:ind w:left="5040" w:hanging="360"/>
+      </w:pPr>
+    </w:lvl>
+    <w:lvl w:ilvl="7" w:tplc="FFFFFFFF" w:tentative="1">
+      <w:start w:val="1"/>
+      <w:numFmt w:val="lowerLetter"/>
+      <w:lvlText w:val="%8."/>
+      <w:lvlJc w:val="left"/>
+      <w:pPr>
+        <w:ind w:left="5760" w:hanging="360"/>
+      </w:pPr>
+    </w:lvl>
+    <w:lvl w:ilvl="8" w:tplc="FFFFFFFF" w:tentative="1">
+      <w:start w:val="1"/>
+      <w:numFmt w:val="lowerRoman"/>
+      <w:lvlText w:val="%9."/>
+      <w:lvlJc w:val="right"/>
+      <w:pPr>
+        <w:ind w:left="6480" w:hanging="180"/>
+      </w:pPr>
+    </w:lvl>
+  </w:abstractNum>
+  <w:abstractNum w:abstractNumId="1" w15:restartNumberingAfterBreak="0">
     <w:nsid w:val="18801046"/>
     <w:multiLevelType w:val="hybridMultilevel"/>
     <w:tmpl w:val="5BE6E39A"/>
@@ -2966,7 +2657,7 @@
       </w:pPr>
     </w:lvl>
   </w:abstractNum>
-  <w:abstractNum w:abstractNumId="1" w15:restartNumberingAfterBreak="0">
+  <w:abstractNum w:abstractNumId="2" w15:restartNumberingAfterBreak="0">
     <w:nsid w:val="25877382"/>
     <w:multiLevelType w:val="hybridMultilevel"/>
     <w:tmpl w:val="68A4B3D0"/>
@@ -3055,7 +2746,7 @@
       </w:pPr>
     </w:lvl>
   </w:abstractNum>
-  <w:abstractNum w:abstractNumId="2" w15:restartNumberingAfterBreak="0">
+  <w:abstractNum w:abstractNumId="3" w15:restartNumberingAfterBreak="0">
     <w:nsid w:val="33A04B45"/>
     <w:multiLevelType w:val="hybridMultilevel"/>
     <w:tmpl w:val="AB9C27E6"/>
@@ -3141,14 +2832,14 @@
       </w:pPr>
     </w:lvl>
   </w:abstractNum>
-  <w:abstractNum w:abstractNumId="3" w15:restartNumberingAfterBreak="0">
+  <w:abstractNum w:abstractNumId="4" w15:restartNumberingAfterBreak="0">
     <w:nsid w:val="387D4433"/>
     <w:multiLevelType w:val="multilevel"/>
     <w:tmpl w:val="F3F0D41E"/>
     <w:lvl w:ilvl="0">
       <w:start w:val="1"/>
       <w:numFmt w:val="bullet"/>
-      <w:pStyle w:val="Pokraovnseznamu"/>
+      <w:pStyle w:val="ListContinue"/>
       <w:lvlText w:val="—"/>
       <w:lvlJc w:val="left"/>
       <w:pPr>
@@ -3161,7 +2852,7 @@
     <w:lvl w:ilvl="1">
       <w:start w:val="1"/>
       <w:numFmt w:val="bullet"/>
-      <w:pStyle w:val="Pokraovnseznamu2"/>
+      <w:pStyle w:val="ListContinue2"/>
       <w:lvlText w:val="—"/>
       <w:lvlJc w:val="left"/>
       <w:pPr>
@@ -3174,7 +2865,7 @@
     <w:lvl w:ilvl="2">
       <w:start w:val="1"/>
       <w:numFmt w:val="bullet"/>
-      <w:pStyle w:val="Pokraovnseznamu3"/>
+      <w:pStyle w:val="ListContinue3"/>
       <w:lvlText w:val="—"/>
       <w:lvlJc w:val="left"/>
       <w:pPr>
@@ -3187,7 +2878,7 @@
     <w:lvl w:ilvl="3">
       <w:start w:val="1"/>
       <w:numFmt w:val="bullet"/>
-      <w:pStyle w:val="Pokraovnseznamu4"/>
+      <w:pStyle w:val="ListContinue4"/>
       <w:lvlText w:val="—"/>
       <w:lvlJc w:val="left"/>
       <w:pPr>
@@ -3248,7 +2939,7 @@
       </w:pPr>
     </w:lvl>
   </w:abstractNum>
-  <w:abstractNum w:abstractNumId="4" w15:restartNumberingAfterBreak="0">
+  <w:abstractNum w:abstractNumId="5" w15:restartNumberingAfterBreak="0">
     <w:nsid w:val="3B4C1942"/>
     <w:multiLevelType w:val="hybridMultilevel"/>
     <w:tmpl w:val="6010B456"/>
@@ -3361,7 +3052,7 @@
       </w:rPr>
     </w:lvl>
   </w:abstractNum>
-  <w:abstractNum w:abstractNumId="5" w15:restartNumberingAfterBreak="0">
+  <w:abstractNum w:abstractNumId="6" w15:restartNumberingAfterBreak="0">
     <w:nsid w:val="3FE046C8"/>
     <w:multiLevelType w:val="hybridMultilevel"/>
     <w:tmpl w:val="3CA85524"/>
@@ -3447,7 +3138,7 @@
       </w:pPr>
     </w:lvl>
   </w:abstractNum>
-  <w:abstractNum w:abstractNumId="6" w15:restartNumberingAfterBreak="0">
+  <w:abstractNum w:abstractNumId="7" w15:restartNumberingAfterBreak="0">
     <w:nsid w:val="4336398A"/>
     <w:multiLevelType w:val="hybridMultilevel"/>
     <w:tmpl w:val="6A62CC9A"/>
@@ -3560,7 +3251,7 @@
       </w:rPr>
     </w:lvl>
   </w:abstractNum>
-  <w:abstractNum w:abstractNumId="7" w15:restartNumberingAfterBreak="0">
+  <w:abstractNum w:abstractNumId="8" w15:restartNumberingAfterBreak="0">
     <w:nsid w:val="530404ED"/>
     <w:multiLevelType w:val="hybridMultilevel"/>
     <w:tmpl w:val="3C96D632"/>
@@ -3673,7 +3364,7 @@
       </w:rPr>
     </w:lvl>
   </w:abstractNum>
-  <w:abstractNum w:abstractNumId="8" w15:restartNumberingAfterBreak="0">
+  <w:abstractNum w:abstractNumId="9" w15:restartNumberingAfterBreak="0">
     <w:nsid w:val="5BFB635B"/>
     <w:multiLevelType w:val="hybridMultilevel"/>
     <w:tmpl w:val="95767EB4"/>
@@ -3762,7 +3453,7 @@
       </w:pPr>
     </w:lvl>
   </w:abstractNum>
-  <w:abstractNum w:abstractNumId="9" w15:restartNumberingAfterBreak="0">
+  <w:abstractNum w:abstractNumId="10" w15:restartNumberingAfterBreak="0">
     <w:nsid w:val="5E163159"/>
     <w:multiLevelType w:val="hybridMultilevel"/>
     <w:tmpl w:val="F118C91E"/>
@@ -3851,7 +3542,7 @@
       </w:pPr>
     </w:lvl>
   </w:abstractNum>
-  <w:abstractNum w:abstractNumId="10" w15:restartNumberingAfterBreak="0">
+  <w:abstractNum w:abstractNumId="11" w15:restartNumberingAfterBreak="0">
     <w:nsid w:val="616C4721"/>
     <w:multiLevelType w:val="hybridMultilevel"/>
     <w:tmpl w:val="EA66080E"/>
@@ -3964,20 +3655,20 @@
       </w:rPr>
     </w:lvl>
   </w:abstractNum>
-  <w:num w:numId="1">
-    <w:abstractNumId w:val="0"/>
+  <w:num w:numId="1" w16cid:durableId="1962102449">
+    <w:abstractNumId w:val="1"/>
   </w:num>
-  <w:num w:numId="2">
+  <w:num w:numId="2" w16cid:durableId="1715497636">
+    <w:abstractNumId w:val="5"/>
+  </w:num>
+  <w:num w:numId="3" w16cid:durableId="1809126608">
+    <w:abstractNumId w:val="2"/>
+  </w:num>
+  <w:num w:numId="4" w16cid:durableId="374473186">
     <w:abstractNumId w:val="4"/>
   </w:num>
-  <w:num w:numId="3">
-    <w:abstractNumId w:val="1"/>
-  </w:num>
-  <w:num w:numId="4">
-    <w:abstractNumId w:val="3"/>
-  </w:num>
-  <w:num w:numId="5">
-    <w:abstractNumId w:val="3"/>
+  <w:num w:numId="5" w16cid:durableId="546265312">
+    <w:abstractNumId w:val="4"/>
     <w:lvlOverride w:ilvl="0">
       <w:startOverride w:val="1"/>
     </w:lvlOverride>
@@ -4006,32 +3697,35 @@
       <w:startOverride w:val="1"/>
     </w:lvlOverride>
   </w:num>
-  <w:num w:numId="6">
+  <w:num w:numId="6" w16cid:durableId="274026121">
+    <w:abstractNumId w:val="8"/>
+  </w:num>
+  <w:num w:numId="7" w16cid:durableId="1833788782">
+    <w:abstractNumId w:val="11"/>
+  </w:num>
+  <w:num w:numId="8" w16cid:durableId="1715545994">
+    <w:abstractNumId w:val="6"/>
+  </w:num>
+  <w:num w:numId="9" w16cid:durableId="1359427154">
+    <w:abstractNumId w:val="10"/>
+  </w:num>
+  <w:num w:numId="10" w16cid:durableId="1684744406">
     <w:abstractNumId w:val="7"/>
   </w:num>
-  <w:num w:numId="7">
-    <w:abstractNumId w:val="10"/>
+  <w:num w:numId="11" w16cid:durableId="737240468">
+    <w:abstractNumId w:val="3"/>
   </w:num>
-  <w:num w:numId="8">
-    <w:abstractNumId w:val="5"/>
-  </w:num>
-  <w:num w:numId="9">
+  <w:num w:numId="12" w16cid:durableId="187647294">
     <w:abstractNumId w:val="9"/>
   </w:num>
-  <w:num w:numId="10">
-    <w:abstractNumId w:val="6"/>
-  </w:num>
-  <w:num w:numId="11">
-    <w:abstractNumId w:val="2"/>
-  </w:num>
-  <w:num w:numId="12">
-    <w:abstractNumId w:val="8"/>
+  <w:num w:numId="13" w16cid:durableId="1167212414">
+    <w:abstractNumId w:val="0"/>
   </w:num>
 </w:numbering>
 </file>
 
 <file path=word/styles.xml><?xml version="1.0" encoding="utf-8"?>
-<w:styles xmlns:mc="http://schemas.openxmlformats.org/markup-compatibility/2006" xmlns:r="http://schemas.openxmlformats.org/officeDocument/2006/relationships" xmlns:w="http://schemas.openxmlformats.org/wordprocessingml/2006/main" xmlns:w14="http://schemas.microsoft.com/office/word/2010/wordml" xmlns:w15="http://schemas.microsoft.com/office/word/2012/wordml" xmlns:w16se="http://schemas.microsoft.com/office/word/2015/wordml/symex" mc:Ignorable="w14 w15 w16se">
+<w:styles xmlns:mc="http://schemas.openxmlformats.org/markup-compatibility/2006" xmlns:r="http://schemas.openxmlformats.org/officeDocument/2006/relationships" xmlns:w="http://schemas.openxmlformats.org/wordprocessingml/2006/main" xmlns:w14="http://schemas.microsoft.com/office/word/2010/wordml" xmlns:w15="http://schemas.microsoft.com/office/word/2012/wordml" xmlns:w16cex="http://schemas.microsoft.com/office/word/2018/wordml/cex" xmlns:w16cid="http://schemas.microsoft.com/office/word/2016/wordml/cid" xmlns:w16="http://schemas.microsoft.com/office/word/2018/wordml" xmlns:w16du="http://schemas.microsoft.com/office/word/2023/wordml/word16du" xmlns:w16sdtdh="http://schemas.microsoft.com/office/word/2020/wordml/sdtdatahash" xmlns:w16sdtfl="http://schemas.microsoft.com/office/word/2024/wordml/sdtformatlock" xmlns:w16se="http://schemas.microsoft.com/office/word/2015/wordml/symex" mc:Ignorable="w14 w15 w16se w16cid w16 w16cex w16sdtdh w16sdtfl w16du">
   <w:docDefaults>
     <w:rPrDefault>
       <w:rPr>
@@ -4045,7 +3739,7 @@
       </w:pPr>
     </w:pPrDefault>
   </w:docDefaults>
-  <w:latentStyles w:defLockedState="0" w:defUIPriority="99" w:defSemiHidden="0" w:defUnhideWhenUsed="0" w:defQFormat="0" w:count="371">
+  <w:latentStyles w:defLockedState="0" w:defUIPriority="99" w:defSemiHidden="0" w:defUnhideWhenUsed="0" w:defQFormat="0" w:count="376">
     <w:lsdException w:name="Normal" w:uiPriority="0" w:qFormat="1"/>
     <w:lsdException w:name="heading 1" w:qFormat="1"/>
     <w:lsdException w:name="heading 2" w:semiHidden="1" w:uiPriority="9" w:unhideWhenUsed="1" w:qFormat="1"/>
@@ -4417,8 +4111,13 @@
     <w:lsdException w:name="List Table 5 Dark Accent 6" w:uiPriority="50"/>
     <w:lsdException w:name="List Table 6 Colorful Accent 6" w:uiPriority="51"/>
     <w:lsdException w:name="List Table 7 Colorful Accent 6" w:uiPriority="52"/>
+    <w:lsdException w:name="Mention" w:semiHidden="1" w:unhideWhenUsed="1"/>
+    <w:lsdException w:name="Smart Hyperlink" w:semiHidden="1" w:unhideWhenUsed="1"/>
+    <w:lsdException w:name="Hashtag" w:semiHidden="1" w:unhideWhenUsed="1"/>
+    <w:lsdException w:name="Unresolved Mention" w:semiHidden="1" w:unhideWhenUsed="1"/>
+    <w:lsdException w:name="Smart Link" w:semiHidden="1" w:unhideWhenUsed="1"/>
   </w:latentStyles>
-  <w:style w:type="paragraph" w:default="1" w:styleId="Normln">
+  <w:style w:type="paragraph" w:default="1" w:styleId="Normal">
     <w:name w:val="Normal"/>
     <w:rsid w:val="0006273E"/>
     <w:pPr>
@@ -4428,11 +4127,11 @@
       <w:rFonts w:ascii="Arial" w:hAnsi="Arial"/>
     </w:rPr>
   </w:style>
-  <w:style w:type="paragraph" w:styleId="Nadpis1">
+  <w:style w:type="paragraph" w:styleId="Heading1">
     <w:name w:val="heading 1"/>
-    <w:basedOn w:val="Normln"/>
-    <w:next w:val="Normln"/>
-    <w:link w:val="Nadpis1Char"/>
+    <w:basedOn w:val="Normal"/>
+    <w:next w:val="Normal"/>
+    <w:link w:val="Heading1Char"/>
     <w:uiPriority w:val="99"/>
     <w:qFormat/>
     <w:rsid w:val="0006273E"/>
@@ -4457,10 +4156,10 @@
       <w:lang w:val="en-US" w:eastAsia="cs-CZ"/>
     </w:rPr>
   </w:style>
-  <w:style w:type="paragraph" w:styleId="Nadpis2">
+  <w:style w:type="paragraph" w:styleId="Heading2">
     <w:name w:val="heading 2"/>
-    <w:basedOn w:val="Normln"/>
-    <w:next w:val="Normln"/>
+    <w:basedOn w:val="Normal"/>
+    <w:next w:val="Normal"/>
     <w:rsid w:val="009303FB"/>
     <w:pPr>
       <w:keepNext/>
@@ -4476,10 +4175,10 @@
       <w:szCs w:val="26"/>
     </w:rPr>
   </w:style>
-  <w:style w:type="paragraph" w:styleId="Nadpis3">
+  <w:style w:type="paragraph" w:styleId="Heading3">
     <w:name w:val="heading 3"/>
-    <w:basedOn w:val="Normln"/>
-    <w:next w:val="Normln"/>
+    <w:basedOn w:val="Normal"/>
+    <w:next w:val="Normal"/>
     <w:pPr>
       <w:keepNext/>
       <w:keepLines/>
@@ -4493,10 +4192,10 @@
       <w:szCs w:val="28"/>
     </w:rPr>
   </w:style>
-  <w:style w:type="paragraph" w:styleId="Nadpis4">
+  <w:style w:type="paragraph" w:styleId="Heading4">
     <w:name w:val="heading 4"/>
-    <w:basedOn w:val="Normln"/>
-    <w:next w:val="Normln"/>
+    <w:basedOn w:val="Normal"/>
+    <w:next w:val="Normal"/>
     <w:pPr>
       <w:keepNext/>
       <w:keepLines/>
@@ -4510,10 +4209,10 @@
       <w:szCs w:val="24"/>
     </w:rPr>
   </w:style>
-  <w:style w:type="paragraph" w:styleId="Nadpis5">
+  <w:style w:type="paragraph" w:styleId="Heading5">
     <w:name w:val="heading 5"/>
-    <w:basedOn w:val="Normln"/>
-    <w:next w:val="Normln"/>
+    <w:basedOn w:val="Normal"/>
+    <w:next w:val="Normal"/>
     <w:pPr>
       <w:keepNext/>
       <w:keepLines/>
@@ -4527,10 +4226,10 @@
       <w:szCs w:val="22"/>
     </w:rPr>
   </w:style>
-  <w:style w:type="paragraph" w:styleId="Nadpis6">
+  <w:style w:type="paragraph" w:styleId="Heading6">
     <w:name w:val="heading 6"/>
-    <w:basedOn w:val="Normln"/>
-    <w:next w:val="Normln"/>
+    <w:basedOn w:val="Normal"/>
+    <w:next w:val="Normal"/>
     <w:pPr>
       <w:keepNext/>
       <w:keepLines/>
@@ -4542,12 +4241,13 @@
       <w:b/>
     </w:rPr>
   </w:style>
-  <w:style w:type="character" w:default="1" w:styleId="Standardnpsmoodstavce">
+  <w:style w:type="character" w:default="1" w:styleId="DefaultParagraphFont">
     <w:name w:val="Default Paragraph Font"/>
     <w:uiPriority w:val="1"/>
+    <w:semiHidden/>
     <w:unhideWhenUsed/>
   </w:style>
-  <w:style w:type="table" w:default="1" w:styleId="Normlntabulka">
+  <w:style w:type="table" w:default="1" w:styleId="TableNormal">
     <w:name w:val="Normal Table"/>
     <w:uiPriority w:val="99"/>
     <w:semiHidden/>
@@ -4562,14 +4262,14 @@
       </w:tblCellMar>
     </w:tblPr>
   </w:style>
-  <w:style w:type="numbering" w:default="1" w:styleId="Bezseznamu">
+  <w:style w:type="numbering" w:default="1" w:styleId="NoList">
     <w:name w:val="No List"/>
     <w:uiPriority w:val="99"/>
     <w:semiHidden/>
     <w:unhideWhenUsed/>
   </w:style>
-  <w:style w:type="table" w:customStyle="1" w:styleId="TableNormal">
-    <w:name w:val="Table Normal"/>
+  <w:style w:type="table" w:customStyle="1" w:styleId="TableNormal1">
+    <w:name w:val="Table Normal1"/>
     <w:tblPr>
       <w:tblCellMar>
         <w:top w:w="0" w:type="dxa"/>
@@ -4579,11 +4279,11 @@
       </w:tblCellMar>
     </w:tblPr>
   </w:style>
-  <w:style w:type="paragraph" w:styleId="Nzev">
+  <w:style w:type="paragraph" w:styleId="Title">
     <w:name w:val="Title"/>
-    <w:basedOn w:val="Normln"/>
-    <w:next w:val="Normln"/>
-    <w:link w:val="NzevChar"/>
+    <w:basedOn w:val="Normal"/>
+    <w:next w:val="Normal"/>
+    <w:link w:val="TitleChar"/>
     <w:qFormat/>
     <w:pPr>
       <w:keepNext/>
@@ -4597,8 +4297,8 @@
       <w:szCs w:val="72"/>
     </w:rPr>
   </w:style>
-  <w:style w:type="table" w:customStyle="1" w:styleId="TableNormal0">
-    <w:name w:val="Table Normal"/>
+  <w:style w:type="table" w:customStyle="1" w:styleId="TableNormal2">
+    <w:name w:val="Table Normal2"/>
     <w:tblPr>
       <w:tblCellMar>
         <w:top w:w="0" w:type="dxa"/>
@@ -4608,8 +4308,8 @@
       </w:tblCellMar>
     </w:tblPr>
   </w:style>
-  <w:style w:type="table" w:customStyle="1" w:styleId="TableNormal1">
-    <w:name w:val="Table Normal"/>
+  <w:style w:type="table" w:customStyle="1" w:styleId="TableNormal3">
+    <w:name w:val="Table Normal3"/>
     <w:tblPr>
       <w:tblCellMar>
         <w:top w:w="0" w:type="dxa"/>
@@ -4619,10 +4319,10 @@
       </w:tblCellMar>
     </w:tblPr>
   </w:style>
-  <w:style w:type="paragraph" w:styleId="Podnadpis">
+  <w:style w:type="paragraph" w:styleId="Subtitle">
     <w:name w:val="Subtitle"/>
-    <w:basedOn w:val="Normln"/>
-    <w:next w:val="Normln"/>
+    <w:basedOn w:val="Normal"/>
+    <w:next w:val="Normal"/>
     <w:pPr>
       <w:keepNext/>
       <w:keepLines/>
@@ -4644,7 +4344,7 @@
     </w:rPr>
   </w:style>
   <w:style w:type="table" w:customStyle="1" w:styleId="a">
-    <w:basedOn w:val="TableNormal1"/>
+    <w:basedOn w:val="TableNormal3"/>
     <w:tblPr>
       <w:tblStyleRowBandSize w:val="1"/>
       <w:tblStyleColBandSize w:val="1"/>
@@ -4654,21 +4354,21 @@
       </w:tblCellMar>
     </w:tblPr>
   </w:style>
-  <w:style w:type="paragraph" w:styleId="Textkomente">
+  <w:style w:type="paragraph" w:styleId="CommentText">
     <w:name w:val="annotation text"/>
-    <w:basedOn w:val="Normln"/>
-    <w:link w:val="TextkomenteChar1"/>
+    <w:basedOn w:val="Normal"/>
+    <w:link w:val="CommentTextChar"/>
     <w:uiPriority w:val="99"/>
     <w:semiHidden/>
     <w:unhideWhenUsed/>
   </w:style>
   <w:style w:type="character" w:customStyle="1" w:styleId="TextkomenteChar">
     <w:name w:val="Text komentáře Char"/>
-    <w:basedOn w:val="Standardnpsmoodstavce"/>
+    <w:basedOn w:val="DefaultParagraphFont"/>
     <w:uiPriority w:val="99"/>
     <w:semiHidden/>
   </w:style>
-  <w:style w:type="character" w:styleId="Odkaznakoment">
+  <w:style w:type="character" w:styleId="CommentReference">
     <w:name w:val="annotation reference"/>
     <w:uiPriority w:val="99"/>
     <w:semiHidden/>
@@ -4678,10 +4378,10 @@
       <w:szCs w:val="16"/>
     </w:rPr>
   </w:style>
-  <w:style w:type="paragraph" w:styleId="Textbubliny">
+  <w:style w:type="paragraph" w:styleId="BalloonText">
     <w:name w:val="Balloon Text"/>
-    <w:basedOn w:val="Normln"/>
-    <w:link w:val="TextbublinyChar"/>
+    <w:basedOn w:val="Normal"/>
+    <w:link w:val="BalloonTextChar"/>
     <w:uiPriority w:val="99"/>
     <w:semiHidden/>
     <w:unhideWhenUsed/>
@@ -4692,10 +4392,10 @@
       <w:szCs w:val="16"/>
     </w:rPr>
   </w:style>
-  <w:style w:type="character" w:customStyle="1" w:styleId="TextbublinyChar">
-    <w:name w:val="Text bubliny Char"/>
-    <w:basedOn w:val="Standardnpsmoodstavce"/>
-    <w:link w:val="Textbubliny"/>
+  <w:style w:type="character" w:customStyle="1" w:styleId="BalloonTextChar">
+    <w:name w:val="Balloon Text Char"/>
+    <w:basedOn w:val="DefaultParagraphFont"/>
+    <w:link w:val="BalloonText"/>
     <w:uiPriority w:val="99"/>
     <w:semiHidden/>
     <w:rsid w:val="0026312E"/>
@@ -4705,11 +4405,11 @@
       <w:szCs w:val="16"/>
     </w:rPr>
   </w:style>
-  <w:style w:type="paragraph" w:styleId="Pedmtkomente">
+  <w:style w:type="paragraph" w:styleId="CommentSubject">
     <w:name w:val="annotation subject"/>
-    <w:basedOn w:val="Textkomente"/>
-    <w:next w:val="Textkomente"/>
-    <w:link w:val="PedmtkomenteChar1"/>
+    <w:basedOn w:val="CommentText"/>
+    <w:next w:val="CommentText"/>
+    <w:link w:val="CommentSubjectChar"/>
     <w:uiPriority w:val="99"/>
     <w:semiHidden/>
     <w:unhideWhenUsed/>
@@ -4729,10 +4429,10 @@
       <w:bCs/>
     </w:rPr>
   </w:style>
-  <w:style w:type="paragraph" w:styleId="Zhlav">
+  <w:style w:type="paragraph" w:styleId="Header">
     <w:name w:val="header"/>
-    <w:basedOn w:val="Normln"/>
-    <w:link w:val="ZhlavChar"/>
+    <w:basedOn w:val="Normal"/>
+    <w:link w:val="HeaderChar"/>
     <w:uiPriority w:val="99"/>
     <w:unhideWhenUsed/>
     <w:rsid w:val="001E3D8D"/>
@@ -4743,17 +4443,17 @@
       </w:tabs>
     </w:pPr>
   </w:style>
-  <w:style w:type="character" w:customStyle="1" w:styleId="ZhlavChar">
-    <w:name w:val="Záhlaví Char"/>
-    <w:basedOn w:val="Standardnpsmoodstavce"/>
-    <w:link w:val="Zhlav"/>
+  <w:style w:type="character" w:customStyle="1" w:styleId="HeaderChar">
+    <w:name w:val="Header Char"/>
+    <w:basedOn w:val="DefaultParagraphFont"/>
+    <w:link w:val="Header"/>
     <w:uiPriority w:val="99"/>
     <w:rsid w:val="001E3D8D"/>
   </w:style>
-  <w:style w:type="paragraph" w:styleId="Zpat">
+  <w:style w:type="paragraph" w:styleId="Footer">
     <w:name w:val="footer"/>
-    <w:basedOn w:val="Normln"/>
-    <w:link w:val="ZpatChar"/>
+    <w:basedOn w:val="Normal"/>
+    <w:link w:val="FooterChar"/>
     <w:uiPriority w:val="99"/>
     <w:unhideWhenUsed/>
     <w:rsid w:val="001E3D8D"/>
@@ -4764,15 +4464,15 @@
       </w:tabs>
     </w:pPr>
   </w:style>
-  <w:style w:type="character" w:customStyle="1" w:styleId="ZpatChar">
-    <w:name w:val="Zápatí Char"/>
-    <w:basedOn w:val="Standardnpsmoodstavce"/>
-    <w:link w:val="Zpat"/>
+  <w:style w:type="character" w:customStyle="1" w:styleId="FooterChar">
+    <w:name w:val="Footer Char"/>
+    <w:basedOn w:val="DefaultParagraphFont"/>
+    <w:link w:val="Footer"/>
     <w:uiPriority w:val="99"/>
     <w:rsid w:val="001E3D8D"/>
   </w:style>
   <w:style w:type="table" w:customStyle="1" w:styleId="a0">
-    <w:basedOn w:val="TableNormal1"/>
+    <w:basedOn w:val="TableNormal3"/>
     <w:tblPr>
       <w:tblStyleRowBandSize w:val="1"/>
       <w:tblStyleColBandSize w:val="1"/>
@@ -4782,10 +4482,10 @@
       </w:tblCellMar>
     </w:tblPr>
   </w:style>
-  <w:style w:type="character" w:customStyle="1" w:styleId="PedmtkomenteChar1">
-    <w:name w:val="Předmět komentáře Char1"/>
-    <w:basedOn w:val="TextkomenteChar1"/>
-    <w:link w:val="Pedmtkomente"/>
+  <w:style w:type="character" w:customStyle="1" w:styleId="CommentSubjectChar">
+    <w:name w:val="Comment Subject Char"/>
+    <w:basedOn w:val="CommentTextChar"/>
+    <w:link w:val="CommentSubject"/>
     <w:uiPriority w:val="99"/>
     <w:semiHidden/>
     <w:rPr>
@@ -4795,9 +4495,9 @@
       <w:szCs w:val="20"/>
     </w:rPr>
   </w:style>
-  <w:style w:type="character" w:customStyle="1" w:styleId="TextkomenteChar1">
-    <w:name w:val="Text komentáře Char1"/>
-    <w:link w:val="Textkomente"/>
+  <w:style w:type="character" w:customStyle="1" w:styleId="CommentTextChar">
+    <w:name w:val="Comment Text Char"/>
+    <w:link w:val="CommentText"/>
     <w:uiPriority w:val="99"/>
     <w:semiHidden/>
     <w:rPr>
@@ -4806,7 +4506,7 @@
     </w:rPr>
   </w:style>
   <w:style w:type="table" w:customStyle="1" w:styleId="a1">
-    <w:basedOn w:val="TableNormal1"/>
+    <w:basedOn w:val="TableNormal3"/>
     <w:tblPr>
       <w:tblStyleRowBandSize w:val="1"/>
       <w:tblStyleColBandSize w:val="1"/>
@@ -4816,9 +4516,9 @@
       </w:tblCellMar>
     </w:tblPr>
   </w:style>
-  <w:style w:type="table" w:styleId="Mkatabulky">
+  <w:style w:type="table" w:styleId="TableGrid">
     <w:name w:val="Table Grid"/>
-    <w:basedOn w:val="Normlntabulka"/>
+    <w:basedOn w:val="TableNormal"/>
     <w:uiPriority w:val="59"/>
     <w:unhideWhenUsed/>
     <w:rsid w:val="00E86B6A"/>
@@ -4833,9 +4533,9 @@
       </w:tblBorders>
     </w:tblPr>
   </w:style>
-  <w:style w:type="paragraph" w:styleId="Odstavecseseznamem">
+  <w:style w:type="paragraph" w:styleId="ListParagraph">
     <w:name w:val="List Paragraph"/>
-    <w:basedOn w:val="Normln"/>
+    <w:basedOn w:val="Normal"/>
     <w:uiPriority w:val="34"/>
     <w:qFormat/>
     <w:rsid w:val="005D5D74"/>
@@ -4844,9 +4544,9 @@
       <w:contextualSpacing/>
     </w:pPr>
   </w:style>
-  <w:style w:type="paragraph" w:styleId="Pokraovnseznamu">
+  <w:style w:type="paragraph" w:styleId="ListContinue">
     <w:name w:val="List Continue"/>
-    <w:basedOn w:val="Normln"/>
+    <w:basedOn w:val="Normal"/>
     <w:rsid w:val="0074244F"/>
     <w:pPr>
       <w:widowControl/>
@@ -4862,9 +4562,9 @@
       <w:lang w:val="en-GB" w:eastAsia="fr-FR"/>
     </w:rPr>
   </w:style>
-  <w:style w:type="paragraph" w:styleId="Pokraovnseznamu2">
+  <w:style w:type="paragraph" w:styleId="ListContinue2">
     <w:name w:val="List Continue 2"/>
-    <w:basedOn w:val="Pokraovnseznamu"/>
+    <w:basedOn w:val="ListContinue"/>
     <w:rsid w:val="0074244F"/>
     <w:pPr>
       <w:numPr>
@@ -4872,9 +4572,9 @@
       </w:numPr>
     </w:pPr>
   </w:style>
-  <w:style w:type="paragraph" w:styleId="Pokraovnseznamu3">
+  <w:style w:type="paragraph" w:styleId="ListContinue3">
     <w:name w:val="List Continue 3"/>
-    <w:basedOn w:val="Pokraovnseznamu"/>
+    <w:basedOn w:val="ListContinue"/>
     <w:rsid w:val="0074244F"/>
     <w:pPr>
       <w:numPr>
@@ -4885,9 +4585,9 @@
       </w:tabs>
     </w:pPr>
   </w:style>
-  <w:style w:type="paragraph" w:styleId="Pokraovnseznamu4">
+  <w:style w:type="paragraph" w:styleId="ListContinue4">
     <w:name w:val="List Continue 4"/>
-    <w:basedOn w:val="Pokraovnseznamu"/>
+    <w:basedOn w:val="ListContinue"/>
     <w:rsid w:val="0074244F"/>
     <w:pPr>
       <w:numPr>
@@ -4900,8 +4600,8 @@
   </w:style>
   <w:style w:type="paragraph" w:customStyle="1" w:styleId="zzLc5">
     <w:name w:val="zzLc5"/>
-    <w:basedOn w:val="Normln"/>
-    <w:next w:val="Normln"/>
+    <w:basedOn w:val="Normal"/>
+    <w:next w:val="Normal"/>
     <w:rsid w:val="0074244F"/>
     <w:pPr>
       <w:widowControl/>
@@ -4919,8 +4619,8 @@
   </w:style>
   <w:style w:type="paragraph" w:customStyle="1" w:styleId="zzLc6">
     <w:name w:val="zzLc6"/>
-    <w:basedOn w:val="Normln"/>
-    <w:next w:val="Normln"/>
+    <w:basedOn w:val="Normal"/>
+    <w:next w:val="Normal"/>
     <w:rsid w:val="0074244F"/>
     <w:pPr>
       <w:widowControl/>
@@ -4938,8 +4638,8 @@
   </w:style>
   <w:style w:type="paragraph" w:customStyle="1" w:styleId="Definition">
     <w:name w:val="Definition"/>
-    <w:basedOn w:val="Normln"/>
-    <w:next w:val="Normln"/>
+    <w:basedOn w:val="Normal"/>
+    <w:next w:val="Normal"/>
     <w:rsid w:val="00014242"/>
     <w:pPr>
       <w:widowControl/>
@@ -4954,8 +4654,8 @@
   </w:style>
   <w:style w:type="paragraph" w:customStyle="1" w:styleId="Note">
     <w:name w:val="Note"/>
-    <w:basedOn w:val="Normln"/>
-    <w:next w:val="Normln"/>
+    <w:basedOn w:val="Normal"/>
+    <w:next w:val="Normal"/>
     <w:rsid w:val="00014242"/>
     <w:pPr>
       <w:widowControl/>
@@ -4972,7 +4672,7 @@
   </w:style>
   <w:style w:type="paragraph" w:customStyle="1" w:styleId="Terms">
     <w:name w:val="Term(s)"/>
-    <w:basedOn w:val="Normln"/>
+    <w:basedOn w:val="Normal"/>
     <w:next w:val="Definition"/>
     <w:rsid w:val="00014242"/>
     <w:pPr>
@@ -4990,7 +4690,7 @@
   </w:style>
   <w:style w:type="paragraph" w:customStyle="1" w:styleId="TermNum">
     <w:name w:val="TermNum"/>
-    <w:basedOn w:val="Normln"/>
+    <w:basedOn w:val="Normal"/>
     <w:next w:val="Terms"/>
     <w:rsid w:val="00014242"/>
     <w:pPr>
@@ -5008,8 +4708,8 @@
   </w:style>
   <w:style w:type="paragraph" w:customStyle="1" w:styleId="Figuretitle">
     <w:name w:val="Figure title"/>
-    <w:basedOn w:val="Normln"/>
-    <w:next w:val="Normln"/>
+    <w:basedOn w:val="Normal"/>
+    <w:next w:val="Normal"/>
     <w:rsid w:val="00EE2E4A"/>
     <w:pPr>
       <w:widowControl/>
@@ -5024,7 +4724,7 @@
       <w:lang w:val="en-GB" w:eastAsia="fr-FR"/>
     </w:rPr>
   </w:style>
-  <w:style w:type="character" w:styleId="Hypertextovodkaz">
+  <w:style w:type="character" w:styleId="Hyperlink">
     <w:name w:val="Hyperlink"/>
     <w:uiPriority w:val="99"/>
     <w:rsid w:val="00EE2E4A"/>
@@ -5035,9 +4735,9 @@
       <w:lang w:val="fr-FR"/>
     </w:rPr>
   </w:style>
-  <w:style w:type="character" w:customStyle="1" w:styleId="UnresolvedMention">
-    <w:name w:val="Unresolved Mention"/>
-    <w:basedOn w:val="Standardnpsmoodstavce"/>
+  <w:style w:type="character" w:customStyle="1" w:styleId="UnresolvedMention1">
+    <w:name w:val="Unresolved Mention1"/>
+    <w:basedOn w:val="DefaultParagraphFont"/>
     <w:uiPriority w:val="99"/>
     <w:semiHidden/>
     <w:unhideWhenUsed/>
@@ -5047,9 +4747,9 @@
       <w:shd w:val="clear" w:color="auto" w:fill="E1DFDD"/>
     </w:rPr>
   </w:style>
-  <w:style w:type="character" w:styleId="Zstupntext">
+  <w:style w:type="character" w:styleId="PlaceholderText">
     <w:name w:val="Placeholder Text"/>
-    <w:basedOn w:val="Standardnpsmoodstavce"/>
+    <w:basedOn w:val="DefaultParagraphFont"/>
     <w:uiPriority w:val="99"/>
     <w:semiHidden/>
     <w:rsid w:val="009405E8"/>
@@ -5057,9 +4757,9 @@
       <w:color w:val="666666"/>
     </w:rPr>
   </w:style>
-  <w:style w:type="character" w:customStyle="1" w:styleId="NzevChar">
-    <w:name w:val="Název Char"/>
-    <w:link w:val="Nzev"/>
+  <w:style w:type="character" w:customStyle="1" w:styleId="TitleChar">
+    <w:name w:val="Title Char"/>
+    <w:link w:val="Title"/>
     <w:rsid w:val="009303FB"/>
     <w:rPr>
       <w:b/>
@@ -5078,7 +4778,7 @@
   </w:style>
   <w:style w:type="paragraph" w:customStyle="1" w:styleId="1StrTrZn">
     <w:name w:val="1StrTrZn"/>
-    <w:basedOn w:val="Normln"/>
+    <w:basedOn w:val="Normal"/>
     <w:rsid w:val="00C905F8"/>
     <w:pPr>
       <w:widowControl/>
@@ -5089,10 +4789,10 @@
       <w:lang w:eastAsia="cs-CZ"/>
     </w:rPr>
   </w:style>
-  <w:style w:type="paragraph" w:styleId="Titulek">
+  <w:style w:type="paragraph" w:styleId="Caption">
     <w:name w:val="caption"/>
-    <w:basedOn w:val="Normln"/>
-    <w:next w:val="Normln"/>
+    <w:basedOn w:val="Normal"/>
+    <w:next w:val="Normal"/>
     <w:qFormat/>
     <w:rsid w:val="00C905F8"/>
     <w:pPr>
@@ -5115,7 +4815,7 @@
   </w:style>
   <w:style w:type="paragraph" w:customStyle="1" w:styleId="1StrCN">
     <w:name w:val="1StrCN"/>
-    <w:basedOn w:val="Normln"/>
+    <w:basedOn w:val="Normal"/>
     <w:next w:val="1StrTrZn"/>
     <w:rsid w:val="00C905F8"/>
     <w:pPr>
@@ -5130,7 +4830,7 @@
   </w:style>
   <w:style w:type="paragraph" w:customStyle="1" w:styleId="1StrNN-2-4">
     <w:name w:val="1StrNN-2-4"/>
-    <w:basedOn w:val="Normln"/>
+    <w:basedOn w:val="Normal"/>
     <w:rsid w:val="00C905F8"/>
     <w:pPr>
       <w:spacing w:before="640" w:after="0" w:line="340" w:lineRule="exact"/>
@@ -5142,9 +4842,9 @@
       <w:lang w:eastAsia="cs-CZ"/>
     </w:rPr>
   </w:style>
-  <w:style w:type="character" w:customStyle="1" w:styleId="Nadpis1Char">
-    <w:name w:val="Nadpis 1 Char"/>
-    <w:link w:val="Nadpis1"/>
+  <w:style w:type="character" w:customStyle="1" w:styleId="Heading1Char">
+    <w:name w:val="Heading 1 Char"/>
+    <w:link w:val="Heading1"/>
     <w:uiPriority w:val="99"/>
     <w:rsid w:val="0006273E"/>
     <w:rPr>
@@ -5479,28 +5179,28 @@
 </file>
 
 <file path=customXml/item1.xml><?xml version="1.0" encoding="utf-8"?>
+<b:Sources xmlns:b="http://schemas.openxmlformats.org/officeDocument/2006/bibliography" xmlns="http://schemas.openxmlformats.org/officeDocument/2006/bibliography" SelectedStyle="\APASixthEditionOfficeOnline.xsl" StyleName="APA" Version="6"/>
+</file>
+
+<file path=customXml/item2.xml><?xml version="1.0" encoding="utf-8"?>
 <go:gDocsCustomXmlDataStorage xmlns:go="http://customooxmlschemas.google.com/" xmlns:r="http://schemas.openxmlformats.org/officeDocument/2006/relationships">
   <go:docsCustomData xmlns:go="http://customooxmlschemas.google.com/" roundtripDataSignature="AMtx7mio3g2OrNR+j8zWAuh723hkHd2gpg==">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</go:docsCustomData>
 </go:gDocsCustomXmlDataStorage>
 </file>
 
-<file path=customXml/item2.xml><?xml version="1.0" encoding="utf-8"?>
-<b:Sources xmlns:b="http://schemas.openxmlformats.org/officeDocument/2006/bibliography" xmlns="http://schemas.openxmlformats.org/officeDocument/2006/bibliography" SelectedStyle="\APASixthEditionOfficeOnline.xsl" StyleName="APA" Version="6"/>
+<file path=customXml/itemProps1.xml><?xml version="1.0" encoding="utf-8"?>
+<ds:datastoreItem xmlns:ds="http://schemas.openxmlformats.org/officeDocument/2006/customXml" ds:itemID="{7AE771B9-FC67-48FC-9E20-AAAF8DAD9DA4}">
+  <ds:schemaRefs>
+    <ds:schemaRef ds:uri="http://schemas.openxmlformats.org/officeDocument/2006/bibliography"/>
+  </ds:schemaRefs>
+</ds:datastoreItem>
 </file>
 
-<file path=customXml/itemProps1.xml><?xml version="1.0" encoding="utf-8"?>
+<file path=customXml/itemProps2.xml><?xml version="1.0" encoding="utf-8"?>
 <ds:datastoreItem xmlns:ds="http://schemas.openxmlformats.org/officeDocument/2006/customXml" ds:itemID="{11111111-1234-1234-1234-123412341234}">
   <ds:schemaRefs>
     <ds:schemaRef ds:uri="http://customooxmlschemas.google.com/"/>
     <ds:schemaRef ds:uri="http://schemas.openxmlformats.org/officeDocument/2006/relationships"/>
   </ds:schemaRefs>
 </ds:datastoreItem>
-</file>
-
-<file path=customXml/itemProps2.xml><?xml version="1.0" encoding="utf-8"?>
-<ds:datastoreItem xmlns:ds="http://schemas.openxmlformats.org/officeDocument/2006/customXml" ds:itemID="{7AE771B9-FC67-48FC-9E20-AAAF8DAD9DA4}">
-  <ds:schemaRefs>
-    <ds:schemaRef ds:uri="http://schemas.openxmlformats.org/officeDocument/2006/bibliography"/>
-  </ds:schemaRefs>
-</ds:datastoreItem>
 </file>